--- a/제출_딥러닝응용_3조_김주헌_하현성/최종보고서 (하현성).docx
+++ b/제출_딥러닝응용_3조_김주헌_하현성/최종보고서 (하현성).docx
@@ -52,14 +52,12 @@
       </w:r>
     </w:p>
     <w:p>
-      <w:proofErr w:type="spellStart"/>
       <w:r>
         <w:rPr>
           <w:rFonts w:hint="eastAsia"/>
         </w:rPr>
         <w:t>팀이름</w:t>
       </w:r>
-      <w:proofErr w:type="spellEnd"/>
       <w:r>
         <w:rPr>
           <w:rFonts w:hint="eastAsia"/>
@@ -125,9 +123,7 @@
       </w:r>
       <w:r>
         <w:rPr>
-          <w:rFonts w:eastAsia="맑은 고딕" w:ascii="맑은 고딕" w:hAnsi="맑은 고딕"/>
-          <w:b w:val="0"/>
-          <w:sz w:val="20"/>
+          <w:rFonts w:ascii="맑은 고딕" w:eastAsia="맑은 고딕" w:hAnsi="맑은 고딕"/>
         </w:rPr>
         <w:t>3조 (3)</w:t>
       </w:r>
@@ -147,9 +143,7 @@
       </w:r>
       <w:r>
         <w:rPr>
-          <w:rFonts w:eastAsia="맑은 고딕" w:ascii="맑은 고딕" w:hAnsi="맑은 고딕"/>
-          <w:b w:val="0"/>
-          <w:sz w:val="20"/>
+          <w:rFonts w:ascii="맑은 고딕" w:eastAsia="맑은 고딕" w:hAnsi="맑은 고딕"/>
         </w:rPr>
         <w:t xml:space="preserve"> 하현성</w:t>
       </w:r>
@@ -172,9 +166,7 @@
       </w:r>
       <w:r>
         <w:rPr>
-          <w:rFonts w:eastAsia="맑은 고딕" w:ascii="맑은 고딕" w:hAnsi="맑은 고딕"/>
-          <w:b w:val="0"/>
-          <w:sz w:val="20"/>
+          <w:rFonts w:ascii="맑은 고딕" w:eastAsia="맑은 고딕" w:hAnsi="맑은 고딕"/>
         </w:rPr>
         <w:t>2026. 06. 14.</w:t>
       </w:r>
@@ -206,9 +198,7 @@
       </w:r>
       <w:r>
         <w:rPr>
-          <w:rFonts w:eastAsia="맑은 고딕" w:ascii="맑은 고딕" w:hAnsi="맑은 고딕"/>
-          <w:b w:val="0"/>
-          <w:sz w:val="20"/>
+          <w:rFonts w:ascii="맑은 고딕" w:eastAsia="맑은 고딕" w:hAnsi="맑은 고딕"/>
         </w:rPr>
         <w:t xml:space="preserve"> 멀티모달 딥러닝 기반 제조 공정 이상 탐지</w:t>
       </w:r>
@@ -217,10 +207,17 @@
     <w:p>
       <w:pPr>
         <w:rPr>
-          <w:b/>
-          <w:sz w:val="22"/>
+          <w:rFonts w:hint="eastAsia"/>
         </w:rPr>
       </w:pPr>
+    </w:p>
+    <w:p>
+      <w:pPr>
+        <w:rPr>
+          <w:b/>
+          <w:sz w:val="22"/>
+        </w:rPr>
+      </w:pPr>
       <w:r>
         <w:rPr>
           <w:rFonts w:hint="eastAsia"/>
@@ -244,7 +241,6 @@
         </w:rPr>
         <w:t xml:space="preserve"> </w:t>
       </w:r>
-      <w:proofErr w:type="spellStart"/>
       <w:r>
         <w:rPr>
           <w:rFonts w:hint="eastAsia"/>
@@ -253,7 +249,6 @@
         </w:rPr>
         <w:t>팀활동</w:t>
       </w:r>
-      <w:proofErr w:type="spellEnd"/>
       <w:r>
         <w:rPr>
           <w:rFonts w:hint="eastAsia"/>
@@ -356,14 +351,19 @@
     <w:p>
       <w:r>
         <w:rPr>
-          <w:rFonts w:eastAsia="맑은 고딕" w:ascii="맑은 고딕" w:hAnsi="맑은 고딕"/>
-          <w:b w:val="0"/>
-          <w:sz w:val="20"/>
+          <w:rFonts w:ascii="맑은 고딕" w:eastAsia="맑은 고딕" w:hAnsi="맑은 고딕"/>
         </w:rPr>
         <w:t>본 팀프로젝트는 실제 제조 조립 라인에서 수집된 시계열 센서 데이터(22채널)와 카메라 이미지를 함께 사용하여, 제품 조립 결함을 매 측정 시점 단위로 5개 상태(정상 및 부품 누락 4종)로 분류하는 멀티모달 이상 탐지 모델을 구현하고, 센서 단독·이미지 단독 모델과 정량적으로 비교하는 것이었습니다. 학습목표는 강의에서 배운 RNN/LSTM(센서), CNN·전이학습(이미지), 멀티모달 융합 개념을 실제 산업 데이터(사우스캐롤라이나대 Future Factories, 166,001시점·285사이클)에 직접 적용하여, 단일 모달리티 대비 멀티모달 융합이 주는 이점과 한계를 정량적으로 검증하는 것이었습니다.</w:t>
       </w:r>
     </w:p>
     <w:p/>
+    <w:p>
+      <w:pPr>
+        <w:rPr>
+          <w:rFonts w:hint="eastAsia"/>
+        </w:rPr>
+      </w:pPr>
+    </w:p>
     <w:p>
       <w:pPr>
         <w:pStyle w:val="a6"/>
@@ -421,7 +421,6 @@
         </w:rPr>
         <w:t xml:space="preserve"> </w:t>
       </w:r>
-      <w:proofErr w:type="gramStart"/>
       <w:r>
         <w:rPr>
           <w:rFonts w:hint="eastAsia"/>
@@ -440,7 +439,6 @@
         </w:rPr>
         <w:t>하였는가</w:t>
       </w:r>
-      <w:proofErr w:type="gramEnd"/>
       <w:r>
         <w:rPr>
           <w:rFonts w:hint="eastAsia"/>
@@ -451,16 +449,19 @@
     <w:p>
       <w:r>
         <w:rPr>
-          <w:rFonts w:eastAsia="맑은 고딕" w:ascii="맑은 고딕" w:hAnsi="맑은 고딕"/>
-          <w:b w:val="0"/>
-          <w:sz w:val="20"/>
+          <w:rFonts w:ascii="맑은 고딕" w:eastAsia="맑은 고딕" w:hAnsi="맑은 고딕"/>
         </w:rPr>
         <w:t>강의에서 학습한 핵심 개념(BiLSTM, ResNet 전이학습, Decision/Concat/Cross-Attention 융합)을 바탕으로 직접 PyTorch 코드를 구현하며 학습하였습니다. 대용량 이미지(약 580GB)와 로컬 GPU 부재 문제 때문에 Kaggle Notebook 환경(무료 Tesla T4 GPU, 데이터 직접 마운트)에서 실험을 진행하였고, 노트북 버전 관리와 공유 문서를 통해 팀원과 실험 결과를 주고받으며 단계적으로 모델을 개선하였습니다. 또한 동일 데이터셋을 사용한 참고 논문 NSF-MAP(IJCAI 2025)을 분석하여 융합 전략과 단계적 성능 개선 방향을 설계의 근거로 삼았습니다.</w:t>
       </w:r>
     </w:p>
     <w:p/>
-    <w:p/>
-    <w:p/>
+    <w:p>
+      <w:pPr>
+        <w:rPr>
+          <w:rFonts w:hint="eastAsia"/>
+        </w:rPr>
+      </w:pPr>
+    </w:p>
     <w:p>
       <w:pPr>
         <w:pStyle w:val="a6"/>
@@ -654,17 +655,26 @@
     <w:p>
       <w:r>
         <w:rPr>
-          <w:rFonts w:eastAsia="맑은 고딕" w:ascii="맑은 고딕" w:hAnsi="맑은 고딕"/>
-          <w:b w:val="0"/>
-          <w:sz w:val="20"/>
-        </w:rPr>
-        <w:t>가장 큰 문제는 중간발표 시점에 멀티모달 융합 모델이 센서 단독보다 오히려 성능이 낮게 나온 점이었습니다(융합 0.882 &lt; 센서 0.927). 원인을 분석한 결과, 이미지 데이터가 센서에 비해 양이 매우 적고 일부 클래스만 등장하여 융합 시 이미지 특징이 정보를 더하기보다 노이즈처럼 작용해 센서 정보를 희석시킨 "데이터 불균형" 문제였습니다. 이를 해결하기 위해 ① 모든 모델을 동일한 cycle 4·9 테스트셋에서 재평가해 비교의 공정성을 확보하고, ② 단독 모델 가중치를 융합 브랜치에 이식(warm-start)하고, ③ Decision-level 확률 융합을 도입하고, ④ 이미지 데이터를 확장하고 학습률을 1e-3에서 1e-4로 낮춰 학습을 안정화하였습니다. 그 결과 이미지가 존재하는 구간에서 Concat 융합이 가중 F1 0.963으로 두 단독 모델을 모두 앞섰습니다. 또한 이미지 클래스 가중치를 센서 데이터 분포로 잘못 계산해 편향 학습이 발생한 디버깅 문제도, 모달리티별 클래스 가중치를 별도로 계산하여 해결하였습니다.</w:t>
+          <w:rFonts w:ascii="맑은 고딕" w:eastAsia="맑은 고딕" w:hAnsi="맑은 고딕"/>
+        </w:rPr>
+        <w:t>가장 큰 문제는 중간발표 시점에 멀티모달 융합 모델이 센서 단독보다 오히려 성능이 낮게 나온 점이었습니다(융합 0.882 &lt; 센서 0.927). 원인을 분석한 결과, 이미지 데이터가 센서에 비해 양이 매우 적고 일부 클래스만 등장하여 융합 시 이미지 특징이 정보를 더하기보다 노이즈처럼 작용해 센서 정보</w:t>
+      </w:r>
+      <w:r>
+        <w:rPr>
+          <w:rFonts w:ascii="맑은 고딕" w:eastAsia="맑은 고딕" w:hAnsi="맑은 고딕"/>
+        </w:rPr>
+        <w:lastRenderedPageBreak/>
+        <w:t>를 희석시킨 "데이터 불균형" 문제였습니다. 이를 해결하기 위해 ① 모든 모델을 동일한 cycle 4·9 테스트셋에서 재평가해 비교의 공정성을 확보하고, ② 단독 모델 가중치를 융합 브랜치에 이식(warm-start)하고, ③ Decision-level 확률 융합을 도입하고, ④ 이미지 데이터를 확장하고 학습률을 1e-3에서 1e-4로 낮춰 학습을 안정화하였습니다. 그 결과 이미지가 존재하는 구간에서 Concat 융합이 가중 F1 0.963으로 두 단독 모델을 모두 앞섰습니다. 또한 이미지 클래스 가중치를 센서 데이터 분포로 잘못 계산해 편향 학습이 발생한 디버깅 문제도, 모달리티별 클래스 가중치를 별도로 계산하여 해결하였습니다.</w:t>
       </w:r>
     </w:p>
     <w:p/>
-    <w:p/>
-    <w:p/>
-    <w:p/>
+    <w:p>
+      <w:pPr>
+        <w:rPr>
+          <w:rFonts w:hint="eastAsia"/>
+        </w:rPr>
+      </w:pPr>
+    </w:p>
     <w:p>
       <w:pPr>
         <w:pStyle w:val="a6"/>
@@ -828,29 +838,47 @@
     <w:p>
       <w:r>
         <w:rPr>
-          <w:rFonts w:eastAsia="맑은 고딕" w:ascii="맑은 고딕" w:hAnsi="맑은 고딕"/>
-          <w:b w:val="0"/>
-          <w:sz w:val="20"/>
-        </w:rPr>
-        <w:t>• 하현성(본인) — 기여도 65%: 멀티모달 융합 아키텍처 설계 및 코드 통합, 센서 브랜치(BiLSTM) 구현·학습, Kaggle 실행 환경 및 데이터 파이프라인 구축, 교수님 피드백을 반영한 최종 마무리(train/validation/test 분리 재학습)를 담당하였습니다.</w:t>
+          <w:rFonts w:ascii="맑은 고딕" w:eastAsia="맑은 고딕" w:hAnsi="맑은 고딕"/>
+        </w:rPr>
+        <w:t>• 하현성(본인) — 기여도 6</w:t>
+      </w:r>
+      <w:r>
+        <w:rPr>
+          <w:rFonts w:ascii="맑은 고딕" w:eastAsia="맑은 고딕" w:hAnsi="맑은 고딕" w:hint="eastAsia"/>
+        </w:rPr>
+        <w:t>0</w:t>
+      </w:r>
+      <w:r>
+        <w:rPr>
+          <w:rFonts w:ascii="맑은 고딕" w:eastAsia="맑은 고딕" w:hAnsi="맑은 고딕"/>
+        </w:rPr>
+        <w:t>%: 멀티모달 융합 아키텍처 설계 및 코드 통합, 센서 브랜치(BiLSTM) 구현·학습, Kaggle 실행 환경 및 데이터 파이프라인 구축, 교수님 피드백을 반영한 최종 마무리(train/validation/test 분리 재학습)를 담당하였습니다.</w:t>
       </w:r>
     </w:p>
     <w:p>
       <w:r>
         <w:rPr>
-          <w:rFonts w:eastAsia="맑은 고딕" w:ascii="맑은 고딕" w:hAnsi="맑은 고딕"/>
-          <w:b w:val="0"/>
-          <w:sz w:val="20"/>
-        </w:rPr>
-        <w:t>• 김주헌 — 기여도 35%: 이미지 브랜치(ResNet18 전이학습) 구현·학습, 데이터 탐색 및 라벨 정리·클래스 병합, 평가 지표 시각화(Confusion Matrix 등)를 담당하였습니다.</w:t>
+          <w:rFonts w:ascii="맑은 고딕" w:eastAsia="맑은 고딕" w:hAnsi="맑은 고딕"/>
+        </w:rPr>
+        <w:t xml:space="preserve">• 김주헌 — 기여도 </w:t>
+      </w:r>
+      <w:r>
+        <w:rPr>
+          <w:rFonts w:ascii="맑은 고딕" w:eastAsia="맑은 고딕" w:hAnsi="맑은 고딕" w:hint="eastAsia"/>
+        </w:rPr>
+        <w:t>40</w:t>
+      </w:r>
+      <w:r>
+        <w:rPr>
+          <w:rFonts w:ascii="맑은 고딕" w:eastAsia="맑은 고딕" w:hAnsi="맑은 고딕"/>
+        </w:rPr>
+        <w:t>%: 이미지 브랜치(ResNet18 전이학습) 구현·학습, 데이터 탐색 및 라벨 정리·클래스 병합, 평가 지표 시각화(Confusion Matrix 등)를 담당하였습니다.</w:t>
       </w:r>
     </w:p>
     <w:p>
       <w:r>
         <w:rPr>
-          <w:rFonts w:eastAsia="맑은 고딕" w:ascii="맑은 고딕" w:hAnsi="맑은 고딕"/>
-          <w:b w:val="0"/>
-          <w:sz w:val="20"/>
+          <w:rFonts w:ascii="맑은 고딕" w:eastAsia="맑은 고딕" w:hAnsi="맑은 고딕"/>
         </w:rPr>
         <w:t>• 공동 수행: Fusion 모델 통합 학습 및 디버깅, 5개 모델 성능 비교 분석, 발표 자료 및 보고서 작성을 함께 수행하였습니다.</w:t>
       </w:r>
@@ -858,7 +886,22 @@
     <w:p/>
     <w:p/>
     <w:p/>
-    <w:p/>
+    <w:p>
+      <w:pPr>
+        <w:widowControl/>
+        <w:wordWrap/>
+        <w:autoSpaceDE/>
+        <w:autoSpaceDN/>
+        <w:spacing w:line="278" w:lineRule="auto"/>
+        <w:jc w:val="left"/>
+        <w:rPr>
+          <w:rFonts w:hint="eastAsia"/>
+        </w:rPr>
+      </w:pPr>
+      <w:r>
+        <w:br w:type="page"/>
+      </w:r>
+    </w:p>
     <w:p>
       <w:pPr>
         <w:rPr>
@@ -947,7 +990,6 @@
             <w:pPr>
               <w:jc w:val="center"/>
             </w:pPr>
-            <w:proofErr w:type="gramStart"/>
             <w:r>
               <w:rPr>
                 <w:rFonts w:hint="eastAsia"/>
@@ -966,7 +1008,6 @@
               </w:rPr>
               <w:t>아니다</w:t>
             </w:r>
-            <w:proofErr w:type="gramEnd"/>
           </w:p>
         </w:tc>
         <w:tc>
@@ -978,7 +1019,6 @@
             <w:pPr>
               <w:jc w:val="center"/>
             </w:pPr>
-            <w:proofErr w:type="gramStart"/>
             <w:r>
               <w:rPr>
                 <w:rFonts w:hint="eastAsia"/>
@@ -997,7 +1037,6 @@
               </w:rPr>
               <w:t>이다</w:t>
             </w:r>
-            <w:proofErr w:type="gramEnd"/>
           </w:p>
         </w:tc>
         <w:tc>
@@ -1009,7 +1048,6 @@
             <w:pPr>
               <w:jc w:val="center"/>
             </w:pPr>
-            <w:proofErr w:type="gramStart"/>
             <w:r>
               <w:rPr>
                 <w:rFonts w:hint="eastAsia"/>
@@ -1031,7 +1069,6 @@
               </w:rPr>
               <w:t>그렇다</w:t>
             </w:r>
-            <w:proofErr w:type="gramEnd"/>
           </w:p>
         </w:tc>
       </w:tr>
@@ -1129,21 +1166,39 @@
             <w:tcW w:w="992" w:type="dxa"/>
             <w:vAlign w:val="center"/>
           </w:tcPr>
-          <w:p/>
+          <w:p>
+            <w:pPr>
+              <w:jc w:val="center"/>
+            </w:pPr>
+          </w:p>
         </w:tc>
         <w:tc>
           <w:tcPr>
             <w:tcW w:w="992" w:type="dxa"/>
             <w:vAlign w:val="center"/>
           </w:tcPr>
-          <w:p/>
+          <w:p>
+            <w:pPr>
+              <w:jc w:val="center"/>
+            </w:pPr>
+          </w:p>
         </w:tc>
         <w:tc>
           <w:tcPr>
             <w:tcW w:w="993" w:type="dxa"/>
             <w:vAlign w:val="center"/>
           </w:tcPr>
-          <w:p/>
+          <w:p>
+            <w:pPr>
+              <w:jc w:val="center"/>
+            </w:pPr>
+            <w:r>
+              <w:rPr>
+                <w:rFonts w:hint="eastAsia"/>
+              </w:rPr>
+              <w:t>o</w:t>
+            </w:r>
+          </w:p>
         </w:tc>
       </w:tr>
       <w:tr>
@@ -1264,21 +1319,39 @@
             <w:tcW w:w="992" w:type="dxa"/>
             <w:vAlign w:val="center"/>
           </w:tcPr>
-          <w:p/>
+          <w:p>
+            <w:pPr>
+              <w:jc w:val="center"/>
+            </w:pPr>
+          </w:p>
         </w:tc>
         <w:tc>
           <w:tcPr>
             <w:tcW w:w="992" w:type="dxa"/>
             <w:vAlign w:val="center"/>
           </w:tcPr>
-          <w:p/>
+          <w:p>
+            <w:pPr>
+              <w:jc w:val="center"/>
+            </w:pPr>
+          </w:p>
         </w:tc>
         <w:tc>
           <w:tcPr>
             <w:tcW w:w="993" w:type="dxa"/>
             <w:vAlign w:val="center"/>
           </w:tcPr>
-          <w:p/>
+          <w:p>
+            <w:pPr>
+              <w:jc w:val="center"/>
+            </w:pPr>
+            <w:r>
+              <w:rPr>
+                <w:rFonts w:hint="eastAsia"/>
+              </w:rPr>
+              <w:t>o</w:t>
+            </w:r>
+          </w:p>
         </w:tc>
       </w:tr>
       <w:tr>
@@ -1314,14 +1387,12 @@
               </w:rPr>
               <w:t xml:space="preserve"> </w:t>
             </w:r>
-            <w:proofErr w:type="spellStart"/>
             <w:r>
               <w:rPr>
                 <w:rFonts w:hint="eastAsia"/>
               </w:rPr>
               <w:t>스스로학습을</w:t>
             </w:r>
-            <w:proofErr w:type="spellEnd"/>
             <w:r>
               <w:rPr>
                 <w:rFonts w:hint="eastAsia"/>
@@ -1401,21 +1472,39 @@
             <w:tcW w:w="992" w:type="dxa"/>
             <w:vAlign w:val="center"/>
           </w:tcPr>
-          <w:p/>
+          <w:p>
+            <w:pPr>
+              <w:jc w:val="center"/>
+            </w:pPr>
+          </w:p>
         </w:tc>
         <w:tc>
           <w:tcPr>
             <w:tcW w:w="992" w:type="dxa"/>
             <w:vAlign w:val="center"/>
           </w:tcPr>
-          <w:p/>
+          <w:p>
+            <w:pPr>
+              <w:jc w:val="center"/>
+            </w:pPr>
+          </w:p>
         </w:tc>
         <w:tc>
           <w:tcPr>
             <w:tcW w:w="993" w:type="dxa"/>
             <w:vAlign w:val="center"/>
           </w:tcPr>
-          <w:p/>
+          <w:p>
+            <w:pPr>
+              <w:jc w:val="center"/>
+            </w:pPr>
+            <w:r>
+              <w:rPr>
+                <w:rFonts w:hint="eastAsia"/>
+              </w:rPr>
+              <w:t>o</w:t>
+            </w:r>
+          </w:p>
         </w:tc>
       </w:tr>
       <w:tr>
@@ -1500,21 +1589,39 @@
             <w:tcW w:w="992" w:type="dxa"/>
             <w:vAlign w:val="center"/>
           </w:tcPr>
-          <w:p/>
+          <w:p>
+            <w:pPr>
+              <w:jc w:val="center"/>
+            </w:pPr>
+          </w:p>
         </w:tc>
         <w:tc>
           <w:tcPr>
             <w:tcW w:w="992" w:type="dxa"/>
             <w:vAlign w:val="center"/>
           </w:tcPr>
-          <w:p/>
+          <w:p>
+            <w:pPr>
+              <w:jc w:val="center"/>
+            </w:pPr>
+          </w:p>
         </w:tc>
         <w:tc>
           <w:tcPr>
             <w:tcW w:w="993" w:type="dxa"/>
             <w:vAlign w:val="center"/>
           </w:tcPr>
-          <w:p/>
+          <w:p>
+            <w:pPr>
+              <w:jc w:val="center"/>
+            </w:pPr>
+            <w:r>
+              <w:rPr>
+                <w:rFonts w:hint="eastAsia"/>
+              </w:rPr>
+              <w:t>o</w:t>
+            </w:r>
+          </w:p>
         </w:tc>
       </w:tr>
       <w:tr>
@@ -1683,21 +1790,39 @@
             <w:tcW w:w="992" w:type="dxa"/>
             <w:vAlign w:val="center"/>
           </w:tcPr>
-          <w:p/>
+          <w:p>
+            <w:pPr>
+              <w:jc w:val="center"/>
+            </w:pPr>
+          </w:p>
         </w:tc>
         <w:tc>
           <w:tcPr>
             <w:tcW w:w="992" w:type="dxa"/>
             <w:vAlign w:val="center"/>
           </w:tcPr>
-          <w:p/>
+          <w:p>
+            <w:pPr>
+              <w:jc w:val="center"/>
+            </w:pPr>
+          </w:p>
         </w:tc>
         <w:tc>
           <w:tcPr>
             <w:tcW w:w="993" w:type="dxa"/>
             <w:vAlign w:val="center"/>
           </w:tcPr>
-          <w:p/>
+          <w:p>
+            <w:pPr>
+              <w:jc w:val="center"/>
+            </w:pPr>
+            <w:r>
+              <w:rPr>
+                <w:rFonts w:hint="eastAsia"/>
+              </w:rPr>
+              <w:t>o</w:t>
+            </w:r>
+          </w:p>
         </w:tc>
       </w:tr>
       <w:tr>
@@ -1806,21 +1931,39 @@
             <w:tcW w:w="992" w:type="dxa"/>
             <w:vAlign w:val="center"/>
           </w:tcPr>
-          <w:p/>
+          <w:p>
+            <w:pPr>
+              <w:jc w:val="center"/>
+            </w:pPr>
+          </w:p>
         </w:tc>
         <w:tc>
           <w:tcPr>
             <w:tcW w:w="992" w:type="dxa"/>
             <w:vAlign w:val="center"/>
           </w:tcPr>
-          <w:p/>
+          <w:p>
+            <w:pPr>
+              <w:jc w:val="center"/>
+            </w:pPr>
+          </w:p>
         </w:tc>
         <w:tc>
           <w:tcPr>
             <w:tcW w:w="993" w:type="dxa"/>
             <w:vAlign w:val="center"/>
           </w:tcPr>
-          <w:p/>
+          <w:p>
+            <w:pPr>
+              <w:jc w:val="center"/>
+            </w:pPr>
+            <w:r>
+              <w:rPr>
+                <w:rFonts w:hint="eastAsia"/>
+              </w:rPr>
+              <w:t>o</w:t>
+            </w:r>
+          </w:p>
         </w:tc>
       </w:tr>
       <w:tr>
@@ -1970,25 +2113,31 @@
           <w:p>
             <w:r>
               <w:rPr>
-                <w:rFonts w:eastAsia="맑은 고딕" w:ascii="맑은 고딕" w:hAnsi="맑은 고딕"/>
-                <w:b w:val="0"/>
-                <w:sz w:val="20"/>
-              </w:rPr>
-              <w:t>본 프로젝트는 센서(시계열)와 이미지(비전) 두 모달리티를 결합해 제조 결함을 5개 상태로 분류하는 과제입니다. 센서는 BiLSTM, 이미지는 ImageNet 사전학습 ResNet18 전이학습으로 인코딩하고, 두 정보를 결정수준(Decision)·특징수준(Concat)·주의수준(Cross-Attention) 세 방식으로 융합해 비교하였습니다. 핵심 결과는 (1) 이미지가 존재하는 구간에서 Concat 융합이 가중 F1 0.963으로 단독 모델을 통계적으로 유의하게 앞섰고, (2) 테스트 이미지를 단계적으로 열화시키면 적응형 Cross-Attention만 끝까지 견고했다는 점입니다. 즉 멀티모달의 진짜 가치는 입력 품질이 나쁠 때의 견고성에 있음을 확인하였습니다.</w:t>
+                <w:rFonts w:ascii="맑은 고딕" w:eastAsia="맑은 고딕" w:hAnsi="맑은 고딕"/>
+              </w:rPr>
+              <w:t xml:space="preserve">본 프로젝트는 센서(시계열)와 이미지(비전) 두 모달리티를 결합해 제조 결함을 5개 상태로 분류하는 과제입니다. 센서는 BiLSTM, 이미지는 ImageNet 사전학습 ResNet18 전이학습으로 인코딩하고, 두 정보를 결정수준(Decision)·특징수준(Concat)·주의수준(Cross-Attention) 세 방식으로 융합해 비교하였습니다. 핵심 결과는 (1) 이미지가 존재하는 구간에서 Concat 융합이 가중 F1 0.963으로 단독 모델을 통계적으로 유의하게 앞섰고, (2) </w:t>
+            </w:r>
+            <w:r>
+              <w:rPr>
+                <w:rFonts w:ascii="맑은 고딕" w:eastAsia="맑은 고딕" w:hAnsi="맑은 고딕" w:hint="eastAsia"/>
+              </w:rPr>
+              <w:t xml:space="preserve">현장 비전이 조명, 이물질 등으로 가려진 상황을 가정하여 </w:t>
+            </w:r>
+            <w:r>
+              <w:rPr>
+                <w:rFonts w:ascii="맑은 고딕" w:eastAsia="맑은 고딕" w:hAnsi="맑은 고딕"/>
+              </w:rPr>
+              <w:t>테스트 이미지를 단계적으로 열화시키면 적응형 Cross-Attention만 끝까지 견고했다는 점입니다. 즉 멀티모달의 진짜 가치는 입력 품질이 나쁠 때의 견고성에 있음을 확인하였습니다.</w:t>
             </w:r>
           </w:p>
           <w:p/>
-          <w:p/>
-          <w:p/>
-          <w:p/>
-          <w:p/>
-          <w:p/>
-          <w:p/>
-          <w:p/>
-          <w:p/>
-          <w:p/>
-          <w:p/>
-          <w:p/>
+          <w:p>
+            <w:pPr>
+              <w:rPr>
+                <w:rFonts w:hint="eastAsia"/>
+              </w:rPr>
+            </w:pPr>
+          </w:p>
           <w:p>
             <w:pPr>
               <w:pStyle w:val="a6"/>
@@ -2051,17 +2200,19 @@
           <w:p>
             <w:r>
               <w:rPr>
-                <w:rFonts w:eastAsia="맑은 고딕" w:ascii="맑은 고딕" w:hAnsi="맑은 고딕"/>
-                <w:b w:val="0"/>
-                <w:sz w:val="20"/>
+                <w:rFonts w:ascii="맑은 고딕" w:eastAsia="맑은 고딕" w:hAnsi="맑은 고딕"/>
               </w:rPr>
               <w:t>강의 이론(RNN/LSTM, CNN·전이학습, 멀티모달 융합, 정규화·최적화)을 PyTorch 코드로 직접 구현하며 학습하였고, Kaggle GPU 환경에서 반복 실험과 버전 관리를 통해 결과를 개선하였습니다. 참고 논문(NSF-MAP)과 공식 torchvision 문서를 함께 활용하였습니다.</w:t>
             </w:r>
           </w:p>
           <w:p/>
-          <w:p/>
-          <w:p/>
-          <w:p/>
+          <w:p>
+            <w:pPr>
+              <w:rPr>
+                <w:rFonts w:hint="eastAsia"/>
+              </w:rPr>
+            </w:pPr>
+          </w:p>
           <w:p>
             <w:pPr>
               <w:pStyle w:val="a6"/>
@@ -2148,18 +2299,19 @@
           <w:p>
             <w:r>
               <w:rPr>
-                <w:rFonts w:eastAsia="맑은 고딕" w:ascii="맑은 고딕" w:hAnsi="맑은 고딕"/>
-                <w:b w:val="0"/>
-                <w:sz w:val="20"/>
+                <w:rFonts w:ascii="맑은 고딕" w:eastAsia="맑은 고딕" w:hAnsi="맑은 고딕"/>
               </w:rPr>
               <w:t>멀티모달 융합의 이득이 두 모달리티의 데이터 균형에 크게 좌우된다는 점, 같은 멀티모달이라도 융합 방식(결정·특징·주의)에 따라 정확도와 견고성이 달라진다는 점을 체감하였습니다. 또한 전이학습에서 학습률(1e-3→1e-4)이 결과를 좌우하고, 사이클 단위 분할 같은 평가 설계가 수치의 신뢰성을 직접 결정한다는 것을 배웠습니다.</w:t>
             </w:r>
           </w:p>
           <w:p/>
-          <w:p/>
-          <w:p/>
-          <w:p/>
-          <w:p/>
+          <w:p>
+            <w:pPr>
+              <w:rPr>
+                <w:rFonts w:hint="eastAsia"/>
+              </w:rPr>
+            </w:pPr>
+          </w:p>
           <w:p>
             <w:pPr>
               <w:pStyle w:val="a6"/>
@@ -2237,20 +2389,19 @@
           <w:p>
             <w:r>
               <w:rPr>
-                <w:rFonts w:eastAsia="맑은 고딕" w:ascii="맑은 고딕" w:hAnsi="맑은 고딕"/>
-                <w:b w:val="0"/>
-                <w:sz w:val="20"/>
+                <w:rFonts w:ascii="맑은 고딕" w:eastAsia="맑은 고딕" w:hAnsi="맑은 고딕"/>
               </w:rPr>
               <w:t>이미지 브랜치를 담당한 팀원으로부터 ResNet 전이학습의 실제 적용 방법과 Confusion Matrix·클래스별 F1 등 평가 결과를 효과적으로 시각화하는 방법을 배웠습니다. 또한 원본 라벨을 5개 클래스로 정리·병합하는 데이터 전처리 관점에서 많은 도움을 받았습니다.</w:t>
             </w:r>
           </w:p>
           <w:p/>
-          <w:p/>
-          <w:p/>
-          <w:p/>
-          <w:p/>
-          <w:p/>
-          <w:p/>
+          <w:p>
+            <w:pPr>
+              <w:rPr>
+                <w:rFonts w:hint="eastAsia"/>
+              </w:rPr>
+            </w:pPr>
+          </w:p>
         </w:tc>
       </w:tr>
     </w:tbl>
@@ -2332,14 +2483,12 @@
             <w:tcW w:w="732" w:type="dxa"/>
           </w:tcPr>
           <w:p>
-            <w:proofErr w:type="spellStart"/>
             <w:r>
               <w:rPr>
                 <w:rFonts w:hint="eastAsia"/>
               </w:rPr>
               <w:t>전혀아니다</w:t>
             </w:r>
-            <w:proofErr w:type="spellEnd"/>
           </w:p>
         </w:tc>
         <w:tc>
@@ -2474,31 +2623,60 @@
           <w:tcPr>
             <w:tcW w:w="732" w:type="dxa"/>
           </w:tcPr>
-          <w:p/>
+          <w:p>
+            <w:pPr>
+              <w:jc w:val="center"/>
+            </w:pPr>
+          </w:p>
         </w:tc>
         <w:tc>
           <w:tcPr>
             <w:tcW w:w="733" w:type="dxa"/>
           </w:tcPr>
-          <w:p/>
+          <w:p>
+            <w:pPr>
+              <w:jc w:val="center"/>
+            </w:pPr>
+          </w:p>
         </w:tc>
         <w:tc>
           <w:tcPr>
             <w:tcW w:w="732" w:type="dxa"/>
           </w:tcPr>
-          <w:p/>
+          <w:p>
+            <w:pPr>
+              <w:jc w:val="center"/>
+            </w:pPr>
+          </w:p>
         </w:tc>
         <w:tc>
           <w:tcPr>
             <w:tcW w:w="733" w:type="dxa"/>
           </w:tcPr>
-          <w:p/>
+          <w:p>
+            <w:pPr>
+              <w:jc w:val="center"/>
+            </w:pPr>
+          </w:p>
         </w:tc>
         <w:tc>
           <w:tcPr>
             <w:tcW w:w="733" w:type="dxa"/>
           </w:tcPr>
-          <w:p/>
+          <w:p>
+            <w:pPr>
+              <w:jc w:val="center"/>
+              <w:rPr>
+                <w:rFonts w:hint="eastAsia"/>
+              </w:rPr>
+            </w:pPr>
+            <w:r>
+              <w:rPr>
+                <w:rFonts w:hint="eastAsia"/>
+              </w:rPr>
+              <w:t>o</w:t>
+            </w:r>
+          </w:p>
         </w:tc>
       </w:tr>
       <w:tr>
@@ -2556,31 +2734,57 @@
           <w:tcPr>
             <w:tcW w:w="732" w:type="dxa"/>
           </w:tcPr>
-          <w:p/>
+          <w:p>
+            <w:pPr>
+              <w:jc w:val="center"/>
+            </w:pPr>
+          </w:p>
         </w:tc>
         <w:tc>
           <w:tcPr>
             <w:tcW w:w="733" w:type="dxa"/>
           </w:tcPr>
-          <w:p/>
+          <w:p>
+            <w:pPr>
+              <w:jc w:val="center"/>
+            </w:pPr>
+          </w:p>
         </w:tc>
         <w:tc>
           <w:tcPr>
             <w:tcW w:w="732" w:type="dxa"/>
           </w:tcPr>
-          <w:p/>
+          <w:p>
+            <w:pPr>
+              <w:jc w:val="center"/>
+            </w:pPr>
+          </w:p>
         </w:tc>
         <w:tc>
           <w:tcPr>
             <w:tcW w:w="733" w:type="dxa"/>
           </w:tcPr>
-          <w:p/>
+          <w:p>
+            <w:pPr>
+              <w:jc w:val="center"/>
+            </w:pPr>
+          </w:p>
         </w:tc>
         <w:tc>
           <w:tcPr>
             <w:tcW w:w="733" w:type="dxa"/>
           </w:tcPr>
-          <w:p/>
+          <w:p>
+            <w:pPr>
+              <w:jc w:val="center"/>
+            </w:pPr>
+            <w:r>
+              <w:rPr>
+                <w:rFonts w:hint="eastAsia"/>
+              </w:rPr>
+              <w:t>o</w:t>
+            </w:r>
+          </w:p>
         </w:tc>
       </w:tr>
       <w:tr>
@@ -2674,31 +2878,57 @@
           <w:tcPr>
             <w:tcW w:w="732" w:type="dxa"/>
           </w:tcPr>
-          <w:p/>
+          <w:p>
+            <w:pPr>
+              <w:jc w:val="center"/>
+            </w:pPr>
+          </w:p>
         </w:tc>
         <w:tc>
           <w:tcPr>
             <w:tcW w:w="733" w:type="dxa"/>
           </w:tcPr>
-          <w:p/>
+          <w:p>
+            <w:pPr>
+              <w:jc w:val="center"/>
+            </w:pPr>
+          </w:p>
         </w:tc>
         <w:tc>
           <w:tcPr>
             <w:tcW w:w="732" w:type="dxa"/>
           </w:tcPr>
-          <w:p/>
+          <w:p>
+            <w:pPr>
+              <w:jc w:val="center"/>
+            </w:pPr>
+          </w:p>
         </w:tc>
         <w:tc>
           <w:tcPr>
             <w:tcW w:w="733" w:type="dxa"/>
           </w:tcPr>
-          <w:p/>
+          <w:p>
+            <w:pPr>
+              <w:jc w:val="center"/>
+            </w:pPr>
+          </w:p>
         </w:tc>
         <w:tc>
           <w:tcPr>
             <w:tcW w:w="733" w:type="dxa"/>
           </w:tcPr>
-          <w:p/>
+          <w:p>
+            <w:pPr>
+              <w:jc w:val="center"/>
+            </w:pPr>
+            <w:r>
+              <w:rPr>
+                <w:rFonts w:hint="eastAsia"/>
+              </w:rPr>
+              <w:t>o</w:t>
+            </w:r>
+          </w:p>
         </w:tc>
       </w:tr>
       <w:tr>
@@ -2792,31 +3022,57 @@
           <w:tcPr>
             <w:tcW w:w="732" w:type="dxa"/>
           </w:tcPr>
-          <w:p/>
+          <w:p>
+            <w:pPr>
+              <w:jc w:val="center"/>
+            </w:pPr>
+          </w:p>
         </w:tc>
         <w:tc>
           <w:tcPr>
             <w:tcW w:w="733" w:type="dxa"/>
           </w:tcPr>
-          <w:p/>
+          <w:p>
+            <w:pPr>
+              <w:jc w:val="center"/>
+            </w:pPr>
+          </w:p>
         </w:tc>
         <w:tc>
           <w:tcPr>
             <w:tcW w:w="732" w:type="dxa"/>
           </w:tcPr>
-          <w:p/>
+          <w:p>
+            <w:pPr>
+              <w:jc w:val="center"/>
+            </w:pPr>
+          </w:p>
         </w:tc>
         <w:tc>
           <w:tcPr>
             <w:tcW w:w="733" w:type="dxa"/>
           </w:tcPr>
-          <w:p/>
+          <w:p>
+            <w:pPr>
+              <w:jc w:val="center"/>
+            </w:pPr>
+            <w:r>
+              <w:rPr>
+                <w:rFonts w:hint="eastAsia"/>
+              </w:rPr>
+              <w:t>o</w:t>
+            </w:r>
+          </w:p>
         </w:tc>
         <w:tc>
           <w:tcPr>
             <w:tcW w:w="733" w:type="dxa"/>
           </w:tcPr>
-          <w:p/>
+          <w:p>
+            <w:pPr>
+              <w:jc w:val="center"/>
+            </w:pPr>
+          </w:p>
         </w:tc>
       </w:tr>
       <w:tr>
@@ -2874,31 +3130,57 @@
           <w:tcPr>
             <w:tcW w:w="732" w:type="dxa"/>
           </w:tcPr>
-          <w:p/>
+          <w:p>
+            <w:pPr>
+              <w:jc w:val="center"/>
+            </w:pPr>
+          </w:p>
         </w:tc>
         <w:tc>
           <w:tcPr>
             <w:tcW w:w="733" w:type="dxa"/>
           </w:tcPr>
-          <w:p/>
+          <w:p>
+            <w:pPr>
+              <w:jc w:val="center"/>
+            </w:pPr>
+          </w:p>
         </w:tc>
         <w:tc>
           <w:tcPr>
             <w:tcW w:w="732" w:type="dxa"/>
           </w:tcPr>
-          <w:p/>
+          <w:p>
+            <w:pPr>
+              <w:jc w:val="center"/>
+            </w:pPr>
+          </w:p>
         </w:tc>
         <w:tc>
           <w:tcPr>
             <w:tcW w:w="733" w:type="dxa"/>
           </w:tcPr>
-          <w:p/>
+          <w:p>
+            <w:pPr>
+              <w:jc w:val="center"/>
+            </w:pPr>
+            <w:r>
+              <w:rPr>
+                <w:rFonts w:hint="eastAsia"/>
+              </w:rPr>
+              <w:t>o</w:t>
+            </w:r>
+          </w:p>
         </w:tc>
         <w:tc>
           <w:tcPr>
             <w:tcW w:w="733" w:type="dxa"/>
           </w:tcPr>
-          <w:p/>
+          <w:p>
+            <w:pPr>
+              <w:jc w:val="center"/>
+            </w:pPr>
+          </w:p>
         </w:tc>
       </w:tr>
       <w:tr>
@@ -2980,31 +3262,57 @@
           <w:tcPr>
             <w:tcW w:w="732" w:type="dxa"/>
           </w:tcPr>
-          <w:p/>
+          <w:p>
+            <w:pPr>
+              <w:jc w:val="center"/>
+            </w:pPr>
+          </w:p>
         </w:tc>
         <w:tc>
           <w:tcPr>
             <w:tcW w:w="733" w:type="dxa"/>
           </w:tcPr>
-          <w:p/>
+          <w:p>
+            <w:pPr>
+              <w:jc w:val="center"/>
+            </w:pPr>
+          </w:p>
         </w:tc>
         <w:tc>
           <w:tcPr>
             <w:tcW w:w="732" w:type="dxa"/>
           </w:tcPr>
-          <w:p/>
+          <w:p>
+            <w:pPr>
+              <w:jc w:val="center"/>
+            </w:pPr>
+          </w:p>
         </w:tc>
         <w:tc>
           <w:tcPr>
             <w:tcW w:w="733" w:type="dxa"/>
           </w:tcPr>
-          <w:p/>
+          <w:p>
+            <w:pPr>
+              <w:jc w:val="center"/>
+            </w:pPr>
+          </w:p>
         </w:tc>
         <w:tc>
           <w:tcPr>
             <w:tcW w:w="733" w:type="dxa"/>
           </w:tcPr>
-          <w:p/>
+          <w:p>
+            <w:pPr>
+              <w:jc w:val="center"/>
+            </w:pPr>
+            <w:r>
+              <w:rPr>
+                <w:rFonts w:hint="eastAsia"/>
+              </w:rPr>
+              <w:t>o</w:t>
+            </w:r>
+          </w:p>
         </w:tc>
       </w:tr>
       <w:tr>
@@ -3197,36 +3505,65 @@
           <w:tcPr>
             <w:tcW w:w="732" w:type="dxa"/>
           </w:tcPr>
-          <w:p/>
+          <w:p>
+            <w:pPr>
+              <w:jc w:val="center"/>
+            </w:pPr>
+          </w:p>
         </w:tc>
         <w:tc>
           <w:tcPr>
             <w:tcW w:w="733" w:type="dxa"/>
           </w:tcPr>
-          <w:p/>
+          <w:p>
+            <w:pPr>
+              <w:jc w:val="center"/>
+            </w:pPr>
+          </w:p>
         </w:tc>
         <w:tc>
           <w:tcPr>
             <w:tcW w:w="732" w:type="dxa"/>
           </w:tcPr>
-          <w:p/>
+          <w:p>
+            <w:pPr>
+              <w:jc w:val="center"/>
+            </w:pPr>
+          </w:p>
         </w:tc>
         <w:tc>
           <w:tcPr>
             <w:tcW w:w="733" w:type="dxa"/>
           </w:tcPr>
-          <w:p/>
+          <w:p>
+            <w:pPr>
+              <w:jc w:val="center"/>
+              <w:rPr>
+                <w:color w:val="EE0000"/>
+              </w:rPr>
+            </w:pPr>
+          </w:p>
         </w:tc>
         <w:tc>
           <w:tcPr>
             <w:tcW w:w="733" w:type="dxa"/>
           </w:tcPr>
-          <w:p/>
+          <w:p>
+            <w:pPr>
+              <w:jc w:val="center"/>
+            </w:pPr>
+            <w:r>
+              <w:rPr>
+                <w:rFonts w:hint="eastAsia"/>
+              </w:rPr>
+              <w:t>o</w:t>
+            </w:r>
+          </w:p>
         </w:tc>
       </w:tr>
       <w:tr>
         <w:trPr>
-          <w:trHeight w:val="2609"/>
+          <w:trHeight w:val="2311"/>
         </w:trPr>
         <w:tc>
           <w:tcPr>
@@ -3236,11 +3573,45 @@
           <w:p>
             <w:r>
               <w:rPr>
-                <w:rFonts w:eastAsia="맑은 고딕" w:ascii="맑은 고딕" w:hAnsi="맑은 고딕"/>
-                <w:b w:val="0"/>
-                <w:sz w:val="20"/>
-              </w:rPr>
-              <w:t>[잘한 점] 융합 아키텍처 설계와 코드 통합을 주도하였고, 중간발표에서 드러난 "융합이 단독보다 낮은" 문제를 데이터 불균형으로 정확히 진단하여 단독 모델 가중치 이식·Decision 융합·학습률 안정화 등 단계적 개선으로 해결하였습니다. 또한 대용량 이미지와 GPU 제약을 Kaggle 환경 구축으로 극복하고, 교수님 피드백(검증/테스트 분리)을 반영해 최종 재학습까지 마무리하였습니다.</w:t>
+                <w:rFonts w:ascii="맑은 고딕" w:eastAsia="맑은 고딕" w:hAnsi="맑은 고딕"/>
+              </w:rPr>
+              <w:t xml:space="preserve">[잘한 점] 융합 아키텍처 설계와 코드 통합을 주도하였고, 중간발표에서 드러난 "융합이 단독보다 낮은" 문제를 데이터 불균형으로 </w:t>
+            </w:r>
+            <w:r>
+              <w:rPr>
+                <w:rFonts w:ascii="맑은 고딕" w:eastAsia="맑은 고딕" w:hAnsi="맑은 고딕" w:hint="eastAsia"/>
+              </w:rPr>
+              <w:t xml:space="preserve">판단하여, </w:t>
+            </w:r>
+            <w:r>
+              <w:rPr>
+                <w:rFonts w:ascii="맑은 고딕" w:eastAsia="맑은 고딕" w:hAnsi="맑은 고딕"/>
+              </w:rPr>
+              <w:t>단독 모델 가중치 이식·Decision 융합·학습률 안정화 등 단계적 개선으로 해결하였습니다.</w:t>
+            </w:r>
+            <w:r>
+              <w:rPr>
+                <w:rFonts w:ascii="맑은 고딕" w:eastAsia="맑은 고딕" w:hAnsi="맑은 고딕" w:hint="eastAsia"/>
+              </w:rPr>
+              <w:t xml:space="preserve"> 멀티모달 프로젝트라는 주제에 맞게 </w:t>
+            </w:r>
+            <w:r>
+              <w:rPr>
+                <w:rFonts w:ascii="맑은 고딕" w:eastAsia="맑은 고딕" w:hAnsi="맑은 고딕"/>
+              </w:rPr>
+              <w:t>결정수준(Decision)·특징수준(Concat)·주의수준(Cross-Attention)</w:t>
+            </w:r>
+            <w:r>
+              <w:rPr>
+                <w:rFonts w:ascii="맑은 고딕" w:eastAsia="맑은 고딕" w:hAnsi="맑은 고딕" w:hint="eastAsia"/>
+              </w:rPr>
+              <w:t xml:space="preserve">으로 세가지 멀티모달 모델을 구성하고 각 모델별 비교를 통해 차이를 확인해 보았습니다. </w:t>
+            </w:r>
+            <w:r>
+              <w:rPr>
+                <w:rFonts w:ascii="맑은 고딕" w:eastAsia="맑은 고딕" w:hAnsi="맑은 고딕"/>
+              </w:rPr>
+              <w:t>또한 대용량 이미지와 GPU 제약을 Kaggle 환경 구축으로 극복하고, 교수님 피드백(검증/테스트 분리)을 반영해 최종 재학습까지 마무리하였습니다.</w:t>
             </w:r>
           </w:p>
         </w:tc>
@@ -3249,17 +3620,34 @@
     <w:p/>
     <w:p>
       <w:pPr>
-        <w:rPr>
-          <w:b/>
-          <w:sz w:val="22"/>
+        <w:widowControl/>
+        <w:wordWrap/>
+        <w:autoSpaceDE/>
+        <w:autoSpaceDN/>
+        <w:spacing w:line="278" w:lineRule="auto"/>
+        <w:jc w:val="left"/>
+        <w:rPr>
+          <w:rFonts w:hint="eastAsia"/>
         </w:rPr>
       </w:pPr>
       <w:r>
-        <w:rPr>
-          <w:rFonts w:hint="eastAsia"/>
-          <w:b/>
-          <w:sz w:val="22"/>
-        </w:rPr>
+        <w:br w:type="page"/>
+      </w:r>
+    </w:p>
+    <w:p>
+      <w:pPr>
+        <w:rPr>
+          <w:b/>
+          <w:sz w:val="22"/>
+        </w:rPr>
+      </w:pPr>
+      <w:r>
+        <w:rPr>
+          <w:rFonts w:hint="eastAsia"/>
+          <w:b/>
+          <w:sz w:val="22"/>
+        </w:rPr>
+        <w:lastRenderedPageBreak/>
         <w:t>4</w:t>
       </w:r>
       <w:r>
@@ -3445,9 +3833,7 @@
           <w:p>
             <w:r>
               <w:rPr>
-                <w:rFonts w:eastAsia="맑은 고딕" w:ascii="맑은 고딕" w:hAnsi="맑은 고딕"/>
-                <w:b w:val="0"/>
-                <w:sz w:val="20"/>
+                <w:rFonts w:ascii="맑은 고딕" w:eastAsia="맑은 고딕" w:hAnsi="맑은 고딕"/>
               </w:rPr>
               <w:t>2026. 06. 14.</w:t>
             </w:r>
@@ -3507,9 +3893,7 @@
           <w:p>
             <w:r>
               <w:rPr>
-                <w:rFonts w:eastAsia="맑은 고딕" w:ascii="맑은 고딕" w:hAnsi="맑은 고딕"/>
-                <w:b w:val="0"/>
-                <w:sz w:val="20"/>
+                <w:rFonts w:ascii="맑은 고딕" w:eastAsia="맑은 고딕" w:hAnsi="맑은 고딕"/>
               </w:rPr>
               <w:t>김주헌</w:t>
             </w:r>
@@ -3569,9 +3953,7 @@
           <w:p>
             <w:r>
               <w:rPr>
-                <w:rFonts w:eastAsia="맑은 고딕" w:ascii="맑은 고딕" w:hAnsi="맑은 고딕"/>
-                <w:b w:val="0"/>
-                <w:sz w:val="20"/>
+                <w:rFonts w:ascii="맑은 고딕" w:eastAsia="맑은 고딕" w:hAnsi="맑은 고딕"/>
               </w:rPr>
               <w:t>하현성</w:t>
             </w:r>
@@ -3604,14 +3986,12 @@
             <w:tcW w:w="732" w:type="dxa"/>
           </w:tcPr>
           <w:p>
-            <w:proofErr w:type="spellStart"/>
             <w:r>
               <w:rPr>
                 <w:rFonts w:hint="eastAsia"/>
               </w:rPr>
               <w:t>전혀아니다</w:t>
             </w:r>
-            <w:proofErr w:type="spellEnd"/>
           </w:p>
         </w:tc>
         <w:tc>
@@ -3747,31 +4127,60 @@
           <w:tcPr>
             <w:tcW w:w="732" w:type="dxa"/>
           </w:tcPr>
-          <w:p/>
+          <w:p>
+            <w:pPr>
+              <w:jc w:val="center"/>
+            </w:pPr>
+          </w:p>
         </w:tc>
         <w:tc>
           <w:tcPr>
             <w:tcW w:w="733" w:type="dxa"/>
           </w:tcPr>
-          <w:p/>
+          <w:p>
+            <w:pPr>
+              <w:jc w:val="center"/>
+            </w:pPr>
+          </w:p>
         </w:tc>
         <w:tc>
           <w:tcPr>
             <w:tcW w:w="732" w:type="dxa"/>
           </w:tcPr>
-          <w:p/>
+          <w:p>
+            <w:pPr>
+              <w:jc w:val="center"/>
+            </w:pPr>
+          </w:p>
         </w:tc>
         <w:tc>
           <w:tcPr>
             <w:tcW w:w="733" w:type="dxa"/>
           </w:tcPr>
-          <w:p/>
+          <w:p>
+            <w:pPr>
+              <w:jc w:val="center"/>
+            </w:pPr>
+          </w:p>
         </w:tc>
         <w:tc>
           <w:tcPr>
             <w:tcW w:w="733" w:type="dxa"/>
           </w:tcPr>
-          <w:p/>
+          <w:p>
+            <w:pPr>
+              <w:jc w:val="center"/>
+              <w:rPr>
+                <w:rFonts w:hint="eastAsia"/>
+              </w:rPr>
+            </w:pPr>
+            <w:r>
+              <w:rPr>
+                <w:rFonts w:hint="eastAsia"/>
+              </w:rPr>
+              <w:t>o</w:t>
+            </w:r>
+          </w:p>
         </w:tc>
       </w:tr>
       <w:tr>
@@ -3830,31 +4239,57 @@
           <w:tcPr>
             <w:tcW w:w="732" w:type="dxa"/>
           </w:tcPr>
-          <w:p/>
+          <w:p>
+            <w:pPr>
+              <w:jc w:val="center"/>
+            </w:pPr>
+          </w:p>
         </w:tc>
         <w:tc>
           <w:tcPr>
             <w:tcW w:w="733" w:type="dxa"/>
           </w:tcPr>
-          <w:p/>
+          <w:p>
+            <w:pPr>
+              <w:jc w:val="center"/>
+            </w:pPr>
+          </w:p>
         </w:tc>
         <w:tc>
           <w:tcPr>
             <w:tcW w:w="732" w:type="dxa"/>
           </w:tcPr>
-          <w:p/>
+          <w:p>
+            <w:pPr>
+              <w:jc w:val="center"/>
+            </w:pPr>
+          </w:p>
         </w:tc>
         <w:tc>
           <w:tcPr>
             <w:tcW w:w="733" w:type="dxa"/>
           </w:tcPr>
-          <w:p/>
+          <w:p>
+            <w:pPr>
+              <w:jc w:val="center"/>
+            </w:pPr>
+          </w:p>
         </w:tc>
         <w:tc>
           <w:tcPr>
             <w:tcW w:w="733" w:type="dxa"/>
           </w:tcPr>
-          <w:p/>
+          <w:p>
+            <w:pPr>
+              <w:jc w:val="center"/>
+            </w:pPr>
+            <w:r>
+              <w:rPr>
+                <w:rFonts w:hint="eastAsia"/>
+              </w:rPr>
+              <w:t>o</w:t>
+            </w:r>
+          </w:p>
         </w:tc>
       </w:tr>
       <w:tr>
@@ -3949,31 +4384,57 @@
           <w:tcPr>
             <w:tcW w:w="732" w:type="dxa"/>
           </w:tcPr>
-          <w:p/>
+          <w:p>
+            <w:pPr>
+              <w:jc w:val="center"/>
+            </w:pPr>
+          </w:p>
         </w:tc>
         <w:tc>
           <w:tcPr>
             <w:tcW w:w="733" w:type="dxa"/>
           </w:tcPr>
-          <w:p/>
+          <w:p>
+            <w:pPr>
+              <w:jc w:val="center"/>
+            </w:pPr>
+          </w:p>
         </w:tc>
         <w:tc>
           <w:tcPr>
             <w:tcW w:w="732" w:type="dxa"/>
           </w:tcPr>
-          <w:p/>
+          <w:p>
+            <w:pPr>
+              <w:jc w:val="center"/>
+            </w:pPr>
+          </w:p>
         </w:tc>
         <w:tc>
           <w:tcPr>
             <w:tcW w:w="733" w:type="dxa"/>
           </w:tcPr>
-          <w:p/>
+          <w:p>
+            <w:pPr>
+              <w:jc w:val="center"/>
+            </w:pPr>
+            <w:r>
+              <w:rPr>
+                <w:rFonts w:hint="eastAsia"/>
+              </w:rPr>
+              <w:t>o</w:t>
+            </w:r>
+          </w:p>
         </w:tc>
         <w:tc>
           <w:tcPr>
             <w:tcW w:w="733" w:type="dxa"/>
           </w:tcPr>
-          <w:p/>
+          <w:p>
+            <w:pPr>
+              <w:jc w:val="center"/>
+            </w:pPr>
+          </w:p>
         </w:tc>
       </w:tr>
       <w:tr>
@@ -4068,31 +4529,57 @@
           <w:tcPr>
             <w:tcW w:w="732" w:type="dxa"/>
           </w:tcPr>
-          <w:p/>
+          <w:p>
+            <w:pPr>
+              <w:jc w:val="center"/>
+            </w:pPr>
+          </w:p>
         </w:tc>
         <w:tc>
           <w:tcPr>
             <w:tcW w:w="733" w:type="dxa"/>
           </w:tcPr>
-          <w:p/>
+          <w:p>
+            <w:pPr>
+              <w:jc w:val="center"/>
+            </w:pPr>
+          </w:p>
         </w:tc>
         <w:tc>
           <w:tcPr>
             <w:tcW w:w="732" w:type="dxa"/>
           </w:tcPr>
-          <w:p/>
+          <w:p>
+            <w:pPr>
+              <w:jc w:val="center"/>
+            </w:pPr>
+          </w:p>
         </w:tc>
         <w:tc>
           <w:tcPr>
             <w:tcW w:w="733" w:type="dxa"/>
           </w:tcPr>
-          <w:p/>
+          <w:p>
+            <w:pPr>
+              <w:jc w:val="center"/>
+            </w:pPr>
+            <w:r>
+              <w:rPr>
+                <w:rFonts w:hint="eastAsia"/>
+              </w:rPr>
+              <w:t>o</w:t>
+            </w:r>
+          </w:p>
         </w:tc>
         <w:tc>
           <w:tcPr>
             <w:tcW w:w="733" w:type="dxa"/>
           </w:tcPr>
-          <w:p/>
+          <w:p>
+            <w:pPr>
+              <w:jc w:val="center"/>
+            </w:pPr>
+          </w:p>
         </w:tc>
       </w:tr>
       <w:tr>
@@ -4151,31 +4638,57 @@
           <w:tcPr>
             <w:tcW w:w="732" w:type="dxa"/>
           </w:tcPr>
-          <w:p/>
+          <w:p>
+            <w:pPr>
+              <w:jc w:val="center"/>
+            </w:pPr>
+          </w:p>
         </w:tc>
         <w:tc>
           <w:tcPr>
             <w:tcW w:w="733" w:type="dxa"/>
           </w:tcPr>
-          <w:p/>
+          <w:p>
+            <w:pPr>
+              <w:jc w:val="center"/>
+            </w:pPr>
+          </w:p>
         </w:tc>
         <w:tc>
           <w:tcPr>
             <w:tcW w:w="732" w:type="dxa"/>
           </w:tcPr>
-          <w:p/>
+          <w:p>
+            <w:pPr>
+              <w:jc w:val="center"/>
+            </w:pPr>
+          </w:p>
         </w:tc>
         <w:tc>
           <w:tcPr>
             <w:tcW w:w="733" w:type="dxa"/>
           </w:tcPr>
-          <w:p/>
+          <w:p>
+            <w:pPr>
+              <w:jc w:val="center"/>
+            </w:pPr>
+          </w:p>
         </w:tc>
         <w:tc>
           <w:tcPr>
             <w:tcW w:w="733" w:type="dxa"/>
           </w:tcPr>
-          <w:p/>
+          <w:p>
+            <w:pPr>
+              <w:jc w:val="center"/>
+            </w:pPr>
+            <w:r>
+              <w:rPr>
+                <w:rFonts w:hint="eastAsia"/>
+              </w:rPr>
+              <w:t>o</w:t>
+            </w:r>
+          </w:p>
         </w:tc>
       </w:tr>
       <w:tr>
@@ -4258,31 +4771,57 @@
           <w:tcPr>
             <w:tcW w:w="732" w:type="dxa"/>
           </w:tcPr>
-          <w:p/>
+          <w:p>
+            <w:pPr>
+              <w:jc w:val="center"/>
+            </w:pPr>
+          </w:p>
         </w:tc>
         <w:tc>
           <w:tcPr>
             <w:tcW w:w="733" w:type="dxa"/>
           </w:tcPr>
-          <w:p/>
+          <w:p>
+            <w:pPr>
+              <w:jc w:val="center"/>
+            </w:pPr>
+          </w:p>
         </w:tc>
         <w:tc>
           <w:tcPr>
             <w:tcW w:w="732" w:type="dxa"/>
           </w:tcPr>
-          <w:p/>
+          <w:p>
+            <w:pPr>
+              <w:jc w:val="center"/>
+            </w:pPr>
+          </w:p>
         </w:tc>
         <w:tc>
           <w:tcPr>
             <w:tcW w:w="733" w:type="dxa"/>
           </w:tcPr>
-          <w:p/>
+          <w:p>
+            <w:pPr>
+              <w:jc w:val="center"/>
+            </w:pPr>
+            <w:r>
+              <w:rPr>
+                <w:rFonts w:hint="eastAsia"/>
+              </w:rPr>
+              <w:t>o</w:t>
+            </w:r>
+          </w:p>
         </w:tc>
         <w:tc>
           <w:tcPr>
             <w:tcW w:w="733" w:type="dxa"/>
           </w:tcPr>
-          <w:p/>
+          <w:p>
+            <w:pPr>
+              <w:jc w:val="center"/>
+            </w:pPr>
+          </w:p>
         </w:tc>
       </w:tr>
       <w:tr>
@@ -4476,36 +5015,62 @@
           <w:tcPr>
             <w:tcW w:w="732" w:type="dxa"/>
           </w:tcPr>
-          <w:p/>
+          <w:p>
+            <w:pPr>
+              <w:jc w:val="center"/>
+            </w:pPr>
+          </w:p>
         </w:tc>
         <w:tc>
           <w:tcPr>
             <w:tcW w:w="733" w:type="dxa"/>
           </w:tcPr>
-          <w:p/>
+          <w:p>
+            <w:pPr>
+              <w:jc w:val="center"/>
+            </w:pPr>
+          </w:p>
         </w:tc>
         <w:tc>
           <w:tcPr>
             <w:tcW w:w="732" w:type="dxa"/>
           </w:tcPr>
-          <w:p/>
+          <w:p>
+            <w:pPr>
+              <w:jc w:val="center"/>
+            </w:pPr>
+          </w:p>
         </w:tc>
         <w:tc>
           <w:tcPr>
             <w:tcW w:w="733" w:type="dxa"/>
           </w:tcPr>
-          <w:p/>
+          <w:p>
+            <w:pPr>
+              <w:jc w:val="center"/>
+            </w:pPr>
+          </w:p>
         </w:tc>
         <w:tc>
           <w:tcPr>
             <w:tcW w:w="733" w:type="dxa"/>
           </w:tcPr>
-          <w:p/>
+          <w:p>
+            <w:pPr>
+              <w:jc w:val="center"/>
+            </w:pPr>
+            <w:r>
+              <w:rPr>
+                <w:rFonts w:hint="eastAsia"/>
+              </w:rPr>
+              <w:t>o</w:t>
+            </w:r>
+          </w:p>
         </w:tc>
       </w:tr>
       <w:tr>
         <w:trPr>
-          <w:trHeight w:val="2934"/>
+          <w:trHeight w:val="1550"/>
         </w:trPr>
         <w:tc>
           <w:tcPr>
@@ -4515,9 +5080,7 @@
           <w:p>
             <w:r>
               <w:rPr>
-                <w:rFonts w:eastAsia="맑은 고딕" w:ascii="맑은 고딕" w:hAnsi="맑은 고딕"/>
-                <w:b w:val="0"/>
-                <w:sz w:val="20"/>
+                <w:rFonts w:ascii="맑은 고딕" w:eastAsia="맑은 고딕" w:hAnsi="맑은 고딕"/>
               </w:rPr>
               <w:t>[잘한 점] 이미지 브랜치(ResNet18 전이학습) 구현과 학습을 책임감 있게 수행하였고, 데이터 탐색과 라벨 정리·클래스 병합으로 실험의 기반을 마련하였습니다. Confusion Matrix 등 평가 지표 시각화를 깔끔하게 정리하여 팀의 결과 분석과 발표 자료의 완성도를 높였으며, 발표 시점의 최종 실험을 본인 계정 GPU 환경에서 맡아 자원 제약 해소에 기여하였습니다.</w:t>
             </w:r>
@@ -4525,682 +5088,762 @@
         </w:tc>
       </w:tr>
     </w:tbl>
-    <w:p/>
-    <w:p/>
-    <w:p/>
-    <w:p/>
-    <w:p/>
-    <w:p/>
     <w:p>
       <w:pPr>
         <w:rPr>
-          <w:b/>
-          <w:bCs/>
-          <w:sz w:val="22"/>
-          <w:szCs w:val="24"/>
+          <w:rFonts w:hint="eastAsia"/>
         </w:rPr>
       </w:pPr>
-      <w:r>
-        <w:rPr>
-          <w:rFonts w:hint="eastAsia"/>
-          <w:b/>
-          <w:bCs/>
-          <w:sz w:val="22"/>
-          <w:szCs w:val="24"/>
-        </w:rPr>
-        <w:t xml:space="preserve">#2. </w:t>
-      </w:r>
-      <w:r>
-        <w:rPr>
-          <w:b/>
-          <w:bCs/>
-          <w:sz w:val="22"/>
-          <w:szCs w:val="24"/>
-        </w:rPr>
-        <w:t>이번</w:t>
-      </w:r>
-      <w:r>
-        <w:rPr>
-          <w:rFonts w:hint="eastAsia"/>
-          <w:b/>
-          <w:bCs/>
-          <w:sz w:val="22"/>
-          <w:szCs w:val="24"/>
-        </w:rPr>
-        <w:t xml:space="preserve"> </w:t>
-      </w:r>
-      <w:r>
-        <w:rPr>
-          <w:b/>
-          <w:bCs/>
-          <w:sz w:val="22"/>
-          <w:szCs w:val="24"/>
-        </w:rPr>
-        <w:t>학기</w:t>
-      </w:r>
-      <w:r>
-        <w:rPr>
-          <w:rFonts w:hint="eastAsia"/>
-          <w:b/>
-          <w:bCs/>
-          <w:sz w:val="22"/>
-          <w:szCs w:val="24"/>
-        </w:rPr>
-        <w:t xml:space="preserve"> </w:t>
-      </w:r>
-      <w:proofErr w:type="spellStart"/>
-      <w:r>
-        <w:rPr>
-          <w:rFonts w:hint="eastAsia"/>
-          <w:b/>
-          <w:bCs/>
-          <w:sz w:val="22"/>
-          <w:szCs w:val="24"/>
-        </w:rPr>
-        <w:t>딥러닝응용을</w:t>
-      </w:r>
-      <w:proofErr w:type="spellEnd"/>
-      <w:r>
-        <w:rPr>
-          <w:rFonts w:hint="eastAsia"/>
-          <w:b/>
-          <w:bCs/>
-          <w:sz w:val="22"/>
-          <w:szCs w:val="24"/>
-        </w:rPr>
-        <w:t xml:space="preserve"> </w:t>
-      </w:r>
-      <w:r>
-        <w:rPr>
-          <w:rFonts w:hint="eastAsia"/>
-          <w:b/>
-          <w:bCs/>
-          <w:sz w:val="22"/>
-          <w:szCs w:val="24"/>
-        </w:rPr>
-        <w:t>통해서</w:t>
-      </w:r>
-      <w:r>
-        <w:rPr>
-          <w:rFonts w:hint="eastAsia"/>
-          <w:b/>
-          <w:bCs/>
-          <w:sz w:val="22"/>
-          <w:szCs w:val="24"/>
-        </w:rPr>
-        <w:t xml:space="preserve"> </w:t>
-      </w:r>
-      <w:r>
-        <w:rPr>
-          <w:rFonts w:hint="eastAsia"/>
-          <w:b/>
-          <w:bCs/>
-          <w:sz w:val="22"/>
-          <w:szCs w:val="24"/>
-        </w:rPr>
-        <w:t>학습한</w:t>
-      </w:r>
-      <w:r>
-        <w:rPr>
-          <w:rFonts w:hint="eastAsia"/>
-          <w:b/>
-          <w:bCs/>
-          <w:sz w:val="22"/>
-          <w:szCs w:val="24"/>
-        </w:rPr>
-        <w:t xml:space="preserve"> </w:t>
-      </w:r>
-      <w:r>
-        <w:rPr>
-          <w:rFonts w:hint="eastAsia"/>
-          <w:b/>
-          <w:bCs/>
-          <w:sz w:val="22"/>
-          <w:szCs w:val="24"/>
-        </w:rPr>
-        <w:t>내용이</w:t>
-      </w:r>
-      <w:r>
-        <w:rPr>
-          <w:rFonts w:hint="eastAsia"/>
-          <w:b/>
-          <w:bCs/>
-          <w:sz w:val="22"/>
-          <w:szCs w:val="24"/>
-        </w:rPr>
-        <w:t xml:space="preserve"> </w:t>
-      </w:r>
-      <w:r>
-        <w:rPr>
-          <w:rFonts w:hint="eastAsia"/>
-          <w:b/>
-          <w:bCs/>
-          <w:sz w:val="22"/>
-          <w:szCs w:val="24"/>
-        </w:rPr>
-        <w:t>무엇인지</w:t>
-      </w:r>
-      <w:r>
-        <w:rPr>
-          <w:rFonts w:hint="eastAsia"/>
-          <w:b/>
-          <w:bCs/>
-          <w:sz w:val="22"/>
-          <w:szCs w:val="24"/>
-        </w:rPr>
-        <w:t xml:space="preserve"> </w:t>
-      </w:r>
-      <w:r>
-        <w:rPr>
-          <w:rFonts w:hint="eastAsia"/>
-          <w:b/>
-          <w:bCs/>
-          <w:sz w:val="22"/>
-          <w:szCs w:val="24"/>
-        </w:rPr>
-        <w:t>구체적으로</w:t>
-      </w:r>
-      <w:r>
-        <w:rPr>
-          <w:rFonts w:hint="eastAsia"/>
-          <w:b/>
-          <w:bCs/>
-          <w:sz w:val="22"/>
-          <w:szCs w:val="24"/>
-        </w:rPr>
-        <w:t xml:space="preserve"> </w:t>
-      </w:r>
-      <w:r>
-        <w:rPr>
-          <w:rFonts w:hint="eastAsia"/>
-          <w:b/>
-          <w:bCs/>
-          <w:sz w:val="22"/>
-          <w:szCs w:val="24"/>
-        </w:rPr>
-        <w:t>작성하세요</w:t>
-      </w:r>
-      <w:r>
-        <w:rPr>
-          <w:rFonts w:hint="eastAsia"/>
-          <w:b/>
-          <w:bCs/>
-          <w:sz w:val="22"/>
-          <w:szCs w:val="24"/>
-        </w:rPr>
-        <w:t>. (</w:t>
-      </w:r>
-      <w:proofErr w:type="spellStart"/>
-      <w:r>
-        <w:rPr>
-          <w:rFonts w:hint="eastAsia"/>
-          <w:b/>
-          <w:bCs/>
-          <w:sz w:val="22"/>
-          <w:szCs w:val="24"/>
-        </w:rPr>
-        <w:t>느낀점이</w:t>
-      </w:r>
-      <w:proofErr w:type="spellEnd"/>
-      <w:r>
-        <w:rPr>
-          <w:rFonts w:hint="eastAsia"/>
-          <w:b/>
-          <w:bCs/>
-          <w:sz w:val="22"/>
-          <w:szCs w:val="24"/>
-        </w:rPr>
-        <w:t xml:space="preserve"> </w:t>
-      </w:r>
-      <w:r>
-        <w:rPr>
-          <w:rFonts w:hint="eastAsia"/>
-          <w:b/>
-          <w:bCs/>
-          <w:sz w:val="22"/>
-          <w:szCs w:val="24"/>
-        </w:rPr>
-        <w:t>아니라</w:t>
-      </w:r>
-      <w:r>
-        <w:rPr>
-          <w:rFonts w:hint="eastAsia"/>
-          <w:b/>
-          <w:bCs/>
-          <w:sz w:val="22"/>
-          <w:szCs w:val="24"/>
-        </w:rPr>
-        <w:t xml:space="preserve"> </w:t>
-      </w:r>
-      <w:r>
-        <w:rPr>
-          <w:rFonts w:hint="eastAsia"/>
-          <w:b/>
-          <w:bCs/>
-          <w:sz w:val="22"/>
-          <w:szCs w:val="24"/>
-        </w:rPr>
-        <w:t>학습하고</w:t>
-      </w:r>
-      <w:r>
-        <w:rPr>
-          <w:rFonts w:hint="eastAsia"/>
-          <w:b/>
-          <w:bCs/>
-          <w:sz w:val="22"/>
-          <w:szCs w:val="24"/>
-        </w:rPr>
-        <w:t xml:space="preserve"> </w:t>
-      </w:r>
-      <w:r>
-        <w:rPr>
-          <w:rFonts w:hint="eastAsia"/>
-          <w:b/>
-          <w:bCs/>
-          <w:sz w:val="22"/>
-          <w:szCs w:val="24"/>
-        </w:rPr>
-        <w:t>배운</w:t>
-      </w:r>
-      <w:r>
-        <w:rPr>
-          <w:rFonts w:hint="eastAsia"/>
-          <w:b/>
-          <w:bCs/>
-          <w:sz w:val="22"/>
-          <w:szCs w:val="24"/>
-        </w:rPr>
-        <w:t xml:space="preserve"> </w:t>
-      </w:r>
-      <w:r>
-        <w:rPr>
-          <w:rFonts w:hint="eastAsia"/>
-          <w:b/>
-          <w:bCs/>
-          <w:sz w:val="22"/>
-          <w:szCs w:val="24"/>
-        </w:rPr>
-        <w:t>것을</w:t>
-      </w:r>
-      <w:r>
-        <w:rPr>
-          <w:rFonts w:hint="eastAsia"/>
-          <w:b/>
-          <w:bCs/>
-          <w:sz w:val="22"/>
-          <w:szCs w:val="24"/>
-        </w:rPr>
-        <w:t xml:space="preserve"> </w:t>
-      </w:r>
-      <w:r>
-        <w:rPr>
-          <w:rFonts w:hint="eastAsia"/>
-          <w:b/>
-          <w:bCs/>
-          <w:sz w:val="22"/>
-          <w:szCs w:val="24"/>
-        </w:rPr>
-        <w:t>작성할</w:t>
-      </w:r>
-      <w:r>
-        <w:rPr>
-          <w:rFonts w:hint="eastAsia"/>
-          <w:b/>
-          <w:bCs/>
-          <w:sz w:val="22"/>
-          <w:szCs w:val="24"/>
-        </w:rPr>
-        <w:t xml:space="preserve"> </w:t>
-      </w:r>
-      <w:r>
-        <w:rPr>
-          <w:rFonts w:hint="eastAsia"/>
-          <w:b/>
-          <w:bCs/>
-          <w:sz w:val="22"/>
-          <w:szCs w:val="24"/>
-        </w:rPr>
-        <w:t>것</w:t>
-      </w:r>
-      <w:r>
-        <w:rPr>
-          <w:rFonts w:hint="eastAsia"/>
-          <w:b/>
-          <w:bCs/>
-          <w:sz w:val="22"/>
-          <w:szCs w:val="24"/>
-        </w:rPr>
-        <w:t>)</w:t>
-      </w:r>
-      <w:r>
-        <w:rPr>
-          <w:rFonts w:hint="eastAsia"/>
-          <w:b/>
-          <w:bCs/>
-          <w:sz w:val="22"/>
-          <w:szCs w:val="24"/>
-        </w:rPr>
-        <w:t xml:space="preserve"> </w:t>
-      </w:r>
-      <w:r>
-        <w:rPr>
-          <w:b/>
-          <w:bCs/>
-          <w:sz w:val="22"/>
-          <w:szCs w:val="24"/>
-        </w:rPr>
-        <w:t>–</w:t>
-      </w:r>
-      <w:r>
-        <w:rPr>
-          <w:rFonts w:hint="eastAsia"/>
-          <w:b/>
-          <w:bCs/>
-          <w:sz w:val="22"/>
-          <w:szCs w:val="24"/>
-        </w:rPr>
-        <w:t xml:space="preserve"> </w:t>
-      </w:r>
-      <w:r>
-        <w:rPr>
-          <w:rFonts w:hint="eastAsia"/>
-          <w:b/>
-          <w:bCs/>
-          <w:sz w:val="22"/>
-          <w:szCs w:val="24"/>
-        </w:rPr>
-        <w:t>맑은</w:t>
-      </w:r>
-      <w:r>
-        <w:rPr>
-          <w:rFonts w:hint="eastAsia"/>
-          <w:b/>
-          <w:bCs/>
-          <w:sz w:val="22"/>
-          <w:szCs w:val="24"/>
-        </w:rPr>
-        <w:t xml:space="preserve"> </w:t>
-      </w:r>
-      <w:r>
-        <w:rPr>
-          <w:rFonts w:hint="eastAsia"/>
-          <w:b/>
-          <w:bCs/>
-          <w:sz w:val="22"/>
-          <w:szCs w:val="24"/>
-        </w:rPr>
-        <w:t>고딕</w:t>
-      </w:r>
-      <w:r>
-        <w:rPr>
-          <w:rFonts w:hint="eastAsia"/>
-          <w:b/>
-          <w:bCs/>
-          <w:sz w:val="22"/>
-          <w:szCs w:val="24"/>
-        </w:rPr>
-        <w:t xml:space="preserve">, </w:t>
-      </w:r>
-      <w:r>
-        <w:rPr>
-          <w:rFonts w:hint="eastAsia"/>
-          <w:b/>
-          <w:bCs/>
-          <w:sz w:val="22"/>
-          <w:szCs w:val="24"/>
-        </w:rPr>
-        <w:t>폰트</w:t>
-      </w:r>
-      <w:r>
-        <w:rPr>
-          <w:rFonts w:hint="eastAsia"/>
-          <w:b/>
-          <w:bCs/>
-          <w:sz w:val="22"/>
-          <w:szCs w:val="24"/>
-        </w:rPr>
-        <w:t xml:space="preserve"> 11, </w:t>
-      </w:r>
-      <w:proofErr w:type="spellStart"/>
-      <w:r>
-        <w:rPr>
-          <w:rFonts w:hint="eastAsia"/>
-          <w:b/>
-          <w:bCs/>
-          <w:sz w:val="22"/>
-          <w:szCs w:val="24"/>
-        </w:rPr>
-        <w:t>줄간격</w:t>
-      </w:r>
-      <w:proofErr w:type="spellEnd"/>
-      <w:r>
-        <w:rPr>
-          <w:rFonts w:hint="eastAsia"/>
-          <w:b/>
-          <w:bCs/>
-          <w:sz w:val="22"/>
-          <w:szCs w:val="24"/>
-        </w:rPr>
-        <w:t xml:space="preserve"> 1.0</w:t>
-      </w:r>
-      <w:r>
-        <w:rPr>
-          <w:rFonts w:hint="eastAsia"/>
-          <w:b/>
-          <w:bCs/>
-          <w:sz w:val="22"/>
-          <w:szCs w:val="24"/>
-        </w:rPr>
-        <w:t>으로</w:t>
-      </w:r>
-      <w:r>
-        <w:rPr>
-          <w:rFonts w:hint="eastAsia"/>
-          <w:b/>
-          <w:bCs/>
-          <w:sz w:val="22"/>
-          <w:szCs w:val="24"/>
-        </w:rPr>
-        <w:t xml:space="preserve"> 1</w:t>
-      </w:r>
-      <w:r>
-        <w:rPr>
-          <w:rFonts w:hint="eastAsia"/>
-          <w:b/>
-          <w:bCs/>
-          <w:sz w:val="22"/>
-          <w:szCs w:val="24"/>
-        </w:rPr>
-        <w:t>페이지</w:t>
-      </w:r>
-      <w:r>
-        <w:rPr>
-          <w:rFonts w:hint="eastAsia"/>
-          <w:b/>
-          <w:bCs/>
-          <w:sz w:val="22"/>
-          <w:szCs w:val="24"/>
-        </w:rPr>
-        <w:t xml:space="preserve"> </w:t>
-      </w:r>
-      <w:r>
-        <w:rPr>
-          <w:rFonts w:hint="eastAsia"/>
-          <w:b/>
-          <w:bCs/>
-          <w:sz w:val="22"/>
-          <w:szCs w:val="24"/>
-        </w:rPr>
-        <w:t>작성</w:t>
-      </w:r>
-    </w:p>
-    <w:p/>
-    <w:p>
-      <w:pPr>
-        <w:spacing w:line="240" w:lineRule="auto" w:after="120"/>
-      </w:pPr>
-      <w:r>
-        <w:rPr>
-          <w:rFonts w:eastAsia="맑은 고딕" w:ascii="맑은 고딕" w:hAnsi="맑은 고딕"/>
-          <w:b/>
-          <w:sz w:val="22"/>
-        </w:rPr>
-        <w:t xml:space="preserve">■ 신경망 기초와 학습 이슈 — </w:t>
-      </w:r>
-      <w:r>
-        <w:rPr>
-          <w:rFonts w:eastAsia="맑은 고딕" w:ascii="맑은 고딕" w:hAnsi="맑은 고딕"/>
-          <w:b w:val="0"/>
-          <w:sz w:val="22"/>
-        </w:rPr>
-        <w:t>퍼셉트론에서 출발해 다층 퍼셉트론(MLP)과 오류역전파(back-propagation) 알고리즘으로 가중치를 학습하는 원리를 배웠습니다. 층이 깊어질 때 발생하는 기울기 소실(vanishing gradient) 문제와 활성함수의 역할, 과적합(overfitting)이라는 핵심 학습 이슈를 이해하였습니다.</w:t>
-      </w:r>
     </w:p>
     <w:p>
       <w:pPr>
-        <w:spacing w:line="240" w:lineRule="auto" w:after="120"/>
+        <w:widowControl/>
+        <w:wordWrap/>
+        <w:autoSpaceDE/>
+        <w:autoSpaceDN/>
+        <w:spacing w:line="278" w:lineRule="auto"/>
+        <w:jc w:val="left"/>
+        <w:rPr>
+          <w:rFonts w:hint="eastAsia"/>
+        </w:rPr>
       </w:pPr>
       <w:r>
-        <w:rPr>
-          <w:rFonts w:eastAsia="맑은 고딕" w:ascii="맑은 고딕" w:hAnsi="맑은 고딕"/>
-          <w:b/>
-          <w:sz w:val="22"/>
-        </w:rPr>
-        <w:t xml:space="preserve">■ 손실함수와 최적화 — </w:t>
-      </w:r>
-      <w:r>
-        <w:rPr>
-          <w:rFonts w:eastAsia="맑은 고딕" w:ascii="맑은 고딕" w:hAnsi="맑은 고딕"/>
-          <w:b w:val="0"/>
-          <w:sz w:val="22"/>
-        </w:rPr>
-        <w:t>회귀의 MSE, 분류의 cross-entropy를 최대우도추정(MLE) 관점에서 정의하는 방법과 이진·다중분류 손실함수를 배웠습니다. 경사하강법과 gradient·Jacobian의 의미, 그리고 SGD·Momentum·Adam 등 옵티마이저(optimizer)가 학습 속도와 수렴에 미치는 영향을 학습하였습니다.</w:t>
+        <w:br w:type="page"/>
       </w:r>
     </w:p>
     <w:p>
       <w:pPr>
-        <w:spacing w:line="240" w:lineRule="auto" w:after="120"/>
+        <w:rPr>
+          <w:b/>
+          <w:bCs/>
+          <w:sz w:val="22"/>
+          <w:szCs w:val="24"/>
+        </w:rPr>
       </w:pPr>
       <w:r>
         <w:rPr>
-          <w:rFonts w:eastAsia="맑은 고딕" w:ascii="맑은 고딕" w:hAnsi="맑은 고딕"/>
-          <w:b/>
-          <w:sz w:val="22"/>
-        </w:rPr>
-        <w:t xml:space="preserve">■ 정규화와 일반화 기법 — </w:t>
-      </w:r>
-      <w:r>
-        <w:rPr>
-          <w:rFonts w:eastAsia="맑은 고딕" w:ascii="맑은 고딕" w:hAnsi="맑은 고딕"/>
-          <w:b w:val="0"/>
-          <w:sz w:val="22"/>
-        </w:rPr>
-        <w:t>가중치 초기화, 배치 정규화(Batch Normalization), 가중치 감소(Weight decay, L1/L2), 드롭아웃(Dropout), 조기 종료(Early stopping), 데이터 증강(Data augmentation), 배깅, 잡음 주입 등 일반화 성능을 높이는 다양한 기법을 배웠습니다.</w:t>
+          <w:rFonts w:hint="eastAsia"/>
+          <w:b/>
+          <w:bCs/>
+          <w:sz w:val="22"/>
+          <w:szCs w:val="24"/>
+        </w:rPr>
+        <w:lastRenderedPageBreak/>
+        <w:t xml:space="preserve">#2. </w:t>
+      </w:r>
+      <w:r>
+        <w:rPr>
+          <w:b/>
+          <w:bCs/>
+          <w:sz w:val="22"/>
+          <w:szCs w:val="24"/>
+        </w:rPr>
+        <w:t>이번</w:t>
+      </w:r>
+      <w:r>
+        <w:rPr>
+          <w:rFonts w:hint="eastAsia"/>
+          <w:b/>
+          <w:bCs/>
+          <w:sz w:val="22"/>
+          <w:szCs w:val="24"/>
+        </w:rPr>
+        <w:t xml:space="preserve"> </w:t>
+      </w:r>
+      <w:r>
+        <w:rPr>
+          <w:b/>
+          <w:bCs/>
+          <w:sz w:val="22"/>
+          <w:szCs w:val="24"/>
+        </w:rPr>
+        <w:t>학기</w:t>
+      </w:r>
+      <w:r>
+        <w:rPr>
+          <w:rFonts w:hint="eastAsia"/>
+          <w:b/>
+          <w:bCs/>
+          <w:sz w:val="22"/>
+          <w:szCs w:val="24"/>
+        </w:rPr>
+        <w:t xml:space="preserve"> </w:t>
+      </w:r>
+      <w:r>
+        <w:rPr>
+          <w:rFonts w:hint="eastAsia"/>
+          <w:b/>
+          <w:bCs/>
+          <w:sz w:val="22"/>
+          <w:szCs w:val="24"/>
+        </w:rPr>
+        <w:t>딥러닝응용을</w:t>
+      </w:r>
+      <w:r>
+        <w:rPr>
+          <w:rFonts w:hint="eastAsia"/>
+          <w:b/>
+          <w:bCs/>
+          <w:sz w:val="22"/>
+          <w:szCs w:val="24"/>
+        </w:rPr>
+        <w:t xml:space="preserve"> </w:t>
+      </w:r>
+      <w:r>
+        <w:rPr>
+          <w:rFonts w:hint="eastAsia"/>
+          <w:b/>
+          <w:bCs/>
+          <w:sz w:val="22"/>
+          <w:szCs w:val="24"/>
+        </w:rPr>
+        <w:t>통해서</w:t>
+      </w:r>
+      <w:r>
+        <w:rPr>
+          <w:rFonts w:hint="eastAsia"/>
+          <w:b/>
+          <w:bCs/>
+          <w:sz w:val="22"/>
+          <w:szCs w:val="24"/>
+        </w:rPr>
+        <w:t xml:space="preserve"> </w:t>
+      </w:r>
+      <w:r>
+        <w:rPr>
+          <w:rFonts w:hint="eastAsia"/>
+          <w:b/>
+          <w:bCs/>
+          <w:sz w:val="22"/>
+          <w:szCs w:val="24"/>
+        </w:rPr>
+        <w:t>학습한</w:t>
+      </w:r>
+      <w:r>
+        <w:rPr>
+          <w:rFonts w:hint="eastAsia"/>
+          <w:b/>
+          <w:bCs/>
+          <w:sz w:val="22"/>
+          <w:szCs w:val="24"/>
+        </w:rPr>
+        <w:t xml:space="preserve"> </w:t>
+      </w:r>
+      <w:r>
+        <w:rPr>
+          <w:rFonts w:hint="eastAsia"/>
+          <w:b/>
+          <w:bCs/>
+          <w:sz w:val="22"/>
+          <w:szCs w:val="24"/>
+        </w:rPr>
+        <w:t>내용이</w:t>
+      </w:r>
+      <w:r>
+        <w:rPr>
+          <w:rFonts w:hint="eastAsia"/>
+          <w:b/>
+          <w:bCs/>
+          <w:sz w:val="22"/>
+          <w:szCs w:val="24"/>
+        </w:rPr>
+        <w:t xml:space="preserve"> </w:t>
+      </w:r>
+      <w:r>
+        <w:rPr>
+          <w:rFonts w:hint="eastAsia"/>
+          <w:b/>
+          <w:bCs/>
+          <w:sz w:val="22"/>
+          <w:szCs w:val="24"/>
+        </w:rPr>
+        <w:t>무엇인지</w:t>
+      </w:r>
+      <w:r>
+        <w:rPr>
+          <w:rFonts w:hint="eastAsia"/>
+          <w:b/>
+          <w:bCs/>
+          <w:sz w:val="22"/>
+          <w:szCs w:val="24"/>
+        </w:rPr>
+        <w:t xml:space="preserve"> </w:t>
+      </w:r>
+      <w:r>
+        <w:rPr>
+          <w:rFonts w:hint="eastAsia"/>
+          <w:b/>
+          <w:bCs/>
+          <w:sz w:val="22"/>
+          <w:szCs w:val="24"/>
+        </w:rPr>
+        <w:t>구체적으로</w:t>
+      </w:r>
+      <w:r>
+        <w:rPr>
+          <w:rFonts w:hint="eastAsia"/>
+          <w:b/>
+          <w:bCs/>
+          <w:sz w:val="22"/>
+          <w:szCs w:val="24"/>
+        </w:rPr>
+        <w:t xml:space="preserve"> </w:t>
+      </w:r>
+      <w:r>
+        <w:rPr>
+          <w:rFonts w:hint="eastAsia"/>
+          <w:b/>
+          <w:bCs/>
+          <w:sz w:val="22"/>
+          <w:szCs w:val="24"/>
+        </w:rPr>
+        <w:t>작성하세요</w:t>
+      </w:r>
+      <w:r>
+        <w:rPr>
+          <w:rFonts w:hint="eastAsia"/>
+          <w:b/>
+          <w:bCs/>
+          <w:sz w:val="22"/>
+          <w:szCs w:val="24"/>
+        </w:rPr>
+        <w:t>. (</w:t>
+      </w:r>
+      <w:r>
+        <w:rPr>
+          <w:rFonts w:hint="eastAsia"/>
+          <w:b/>
+          <w:bCs/>
+          <w:sz w:val="22"/>
+          <w:szCs w:val="24"/>
+        </w:rPr>
+        <w:t>느낀점이</w:t>
+      </w:r>
+      <w:r>
+        <w:rPr>
+          <w:rFonts w:hint="eastAsia"/>
+          <w:b/>
+          <w:bCs/>
+          <w:sz w:val="22"/>
+          <w:szCs w:val="24"/>
+        </w:rPr>
+        <w:t xml:space="preserve"> </w:t>
+      </w:r>
+      <w:r>
+        <w:rPr>
+          <w:rFonts w:hint="eastAsia"/>
+          <w:b/>
+          <w:bCs/>
+          <w:sz w:val="22"/>
+          <w:szCs w:val="24"/>
+        </w:rPr>
+        <w:t>아니라</w:t>
+      </w:r>
+      <w:r>
+        <w:rPr>
+          <w:rFonts w:hint="eastAsia"/>
+          <w:b/>
+          <w:bCs/>
+          <w:sz w:val="22"/>
+          <w:szCs w:val="24"/>
+        </w:rPr>
+        <w:t xml:space="preserve"> </w:t>
+      </w:r>
+      <w:r>
+        <w:rPr>
+          <w:rFonts w:hint="eastAsia"/>
+          <w:b/>
+          <w:bCs/>
+          <w:sz w:val="22"/>
+          <w:szCs w:val="24"/>
+        </w:rPr>
+        <w:t>학습하고</w:t>
+      </w:r>
+      <w:r>
+        <w:rPr>
+          <w:rFonts w:hint="eastAsia"/>
+          <w:b/>
+          <w:bCs/>
+          <w:sz w:val="22"/>
+          <w:szCs w:val="24"/>
+        </w:rPr>
+        <w:t xml:space="preserve"> </w:t>
+      </w:r>
+      <w:r>
+        <w:rPr>
+          <w:rFonts w:hint="eastAsia"/>
+          <w:b/>
+          <w:bCs/>
+          <w:sz w:val="22"/>
+          <w:szCs w:val="24"/>
+        </w:rPr>
+        <w:t>배운</w:t>
+      </w:r>
+      <w:r>
+        <w:rPr>
+          <w:rFonts w:hint="eastAsia"/>
+          <w:b/>
+          <w:bCs/>
+          <w:sz w:val="22"/>
+          <w:szCs w:val="24"/>
+        </w:rPr>
+        <w:t xml:space="preserve"> </w:t>
+      </w:r>
+      <w:r>
+        <w:rPr>
+          <w:rFonts w:hint="eastAsia"/>
+          <w:b/>
+          <w:bCs/>
+          <w:sz w:val="22"/>
+          <w:szCs w:val="24"/>
+        </w:rPr>
+        <w:t>것을</w:t>
+      </w:r>
+      <w:r>
+        <w:rPr>
+          <w:rFonts w:hint="eastAsia"/>
+          <w:b/>
+          <w:bCs/>
+          <w:sz w:val="22"/>
+          <w:szCs w:val="24"/>
+        </w:rPr>
+        <w:t xml:space="preserve"> </w:t>
+      </w:r>
+      <w:r>
+        <w:rPr>
+          <w:rFonts w:hint="eastAsia"/>
+          <w:b/>
+          <w:bCs/>
+          <w:sz w:val="22"/>
+          <w:szCs w:val="24"/>
+        </w:rPr>
+        <w:t>작성할</w:t>
+      </w:r>
+      <w:r>
+        <w:rPr>
+          <w:rFonts w:hint="eastAsia"/>
+          <w:b/>
+          <w:bCs/>
+          <w:sz w:val="22"/>
+          <w:szCs w:val="24"/>
+        </w:rPr>
+        <w:t xml:space="preserve"> </w:t>
+      </w:r>
+      <w:r>
+        <w:rPr>
+          <w:rFonts w:hint="eastAsia"/>
+          <w:b/>
+          <w:bCs/>
+          <w:sz w:val="22"/>
+          <w:szCs w:val="24"/>
+        </w:rPr>
+        <w:t>것</w:t>
+      </w:r>
+      <w:r>
+        <w:rPr>
+          <w:rFonts w:hint="eastAsia"/>
+          <w:b/>
+          <w:bCs/>
+          <w:sz w:val="22"/>
+          <w:szCs w:val="24"/>
+        </w:rPr>
+        <w:t>)</w:t>
+      </w:r>
+      <w:r>
+        <w:rPr>
+          <w:rFonts w:hint="eastAsia"/>
+          <w:b/>
+          <w:bCs/>
+          <w:sz w:val="22"/>
+          <w:szCs w:val="24"/>
+        </w:rPr>
+        <w:t xml:space="preserve"> </w:t>
+      </w:r>
+      <w:r>
+        <w:rPr>
+          <w:b/>
+          <w:bCs/>
+          <w:sz w:val="22"/>
+          <w:szCs w:val="24"/>
+        </w:rPr>
+        <w:t>–</w:t>
+      </w:r>
+      <w:r>
+        <w:rPr>
+          <w:rFonts w:hint="eastAsia"/>
+          <w:b/>
+          <w:bCs/>
+          <w:sz w:val="22"/>
+          <w:szCs w:val="24"/>
+        </w:rPr>
+        <w:t xml:space="preserve"> </w:t>
+      </w:r>
+      <w:r>
+        <w:rPr>
+          <w:rFonts w:hint="eastAsia"/>
+          <w:b/>
+          <w:bCs/>
+          <w:sz w:val="22"/>
+          <w:szCs w:val="24"/>
+        </w:rPr>
+        <w:t>맑은</w:t>
+      </w:r>
+      <w:r>
+        <w:rPr>
+          <w:rFonts w:hint="eastAsia"/>
+          <w:b/>
+          <w:bCs/>
+          <w:sz w:val="22"/>
+          <w:szCs w:val="24"/>
+        </w:rPr>
+        <w:t xml:space="preserve"> </w:t>
+      </w:r>
+      <w:r>
+        <w:rPr>
+          <w:rFonts w:hint="eastAsia"/>
+          <w:b/>
+          <w:bCs/>
+          <w:sz w:val="22"/>
+          <w:szCs w:val="24"/>
+        </w:rPr>
+        <w:t>고딕</w:t>
+      </w:r>
+      <w:r>
+        <w:rPr>
+          <w:rFonts w:hint="eastAsia"/>
+          <w:b/>
+          <w:bCs/>
+          <w:sz w:val="22"/>
+          <w:szCs w:val="24"/>
+        </w:rPr>
+        <w:t xml:space="preserve">, </w:t>
+      </w:r>
+      <w:r>
+        <w:rPr>
+          <w:rFonts w:hint="eastAsia"/>
+          <w:b/>
+          <w:bCs/>
+          <w:sz w:val="22"/>
+          <w:szCs w:val="24"/>
+        </w:rPr>
+        <w:t>폰트</w:t>
+      </w:r>
+      <w:r>
+        <w:rPr>
+          <w:rFonts w:hint="eastAsia"/>
+          <w:b/>
+          <w:bCs/>
+          <w:sz w:val="22"/>
+          <w:szCs w:val="24"/>
+        </w:rPr>
+        <w:t xml:space="preserve"> 11, </w:t>
+      </w:r>
+      <w:r>
+        <w:rPr>
+          <w:rFonts w:hint="eastAsia"/>
+          <w:b/>
+          <w:bCs/>
+          <w:sz w:val="22"/>
+          <w:szCs w:val="24"/>
+        </w:rPr>
+        <w:t>줄간격</w:t>
+      </w:r>
+      <w:r>
+        <w:rPr>
+          <w:rFonts w:hint="eastAsia"/>
+          <w:b/>
+          <w:bCs/>
+          <w:sz w:val="22"/>
+          <w:szCs w:val="24"/>
+        </w:rPr>
+        <w:t xml:space="preserve"> 1.0</w:t>
+      </w:r>
+      <w:r>
+        <w:rPr>
+          <w:rFonts w:hint="eastAsia"/>
+          <w:b/>
+          <w:bCs/>
+          <w:sz w:val="22"/>
+          <w:szCs w:val="24"/>
+        </w:rPr>
+        <w:t>으로</w:t>
+      </w:r>
+      <w:r>
+        <w:rPr>
+          <w:rFonts w:hint="eastAsia"/>
+          <w:b/>
+          <w:bCs/>
+          <w:sz w:val="22"/>
+          <w:szCs w:val="24"/>
+        </w:rPr>
+        <w:t xml:space="preserve"> 1</w:t>
+      </w:r>
+      <w:r>
+        <w:rPr>
+          <w:rFonts w:hint="eastAsia"/>
+          <w:b/>
+          <w:bCs/>
+          <w:sz w:val="22"/>
+          <w:szCs w:val="24"/>
+        </w:rPr>
+        <w:t>페이지</w:t>
+      </w:r>
+      <w:r>
+        <w:rPr>
+          <w:rFonts w:hint="eastAsia"/>
+          <w:b/>
+          <w:bCs/>
+          <w:sz w:val="22"/>
+          <w:szCs w:val="24"/>
+        </w:rPr>
+        <w:t xml:space="preserve"> </w:t>
+      </w:r>
+      <w:r>
+        <w:rPr>
+          <w:rFonts w:hint="eastAsia"/>
+          <w:b/>
+          <w:bCs/>
+          <w:sz w:val="22"/>
+          <w:szCs w:val="24"/>
+        </w:rPr>
+        <w:t>작성</w:t>
       </w:r>
     </w:p>
     <w:p>
       <w:pPr>
-        <w:spacing w:line="240" w:lineRule="auto" w:after="120"/>
+        <w:spacing w:after="120" w:line="240" w:lineRule="auto"/>
+        <w:rPr>
+          <w:rFonts w:ascii="맑은 고딕" w:eastAsia="맑은 고딕" w:hAnsi="맑은 고딕" w:hint="eastAsia"/>
+          <w:bCs/>
+          <w:sz w:val="22"/>
+        </w:rPr>
       </w:pPr>
       <w:r>
         <w:rPr>
-          <w:rFonts w:eastAsia="맑은 고딕" w:ascii="맑은 고딕" w:hAnsi="맑은 고딕"/>
-          <w:b/>
-          <w:sz w:val="22"/>
-        </w:rPr>
-        <w:t xml:space="preserve">■ CNN과 전이학습 — </w:t>
-      </w:r>
-      <w:r>
-        <w:rPr>
-          <w:rFonts w:eastAsia="맑은 고딕" w:ascii="맑은 고딕" w:hAnsi="맑은 고딕"/>
-          <w:b w:val="0"/>
-          <w:sz w:val="22"/>
-        </w:rPr>
-        <w:t>합성곱(convolution) 연산, 풀링(subsampling/pooling), stride·padding과 출력 크기 계산, LeNet에서 ResNet까지의 대표 구조를 학습하였습니다. 데이터가 적을 때 사전학습 모델의 표현을 활용하는 전이학습(pre-training/fine-tuning)과 foundation model 개념도 배웠으며, 이를 이미지 브랜치(ResNet18)에 직접 적용하였습니다.</w:t>
+          <w:rFonts w:ascii="맑은 고딕" w:eastAsia="맑은 고딕" w:hAnsi="맑은 고딕" w:hint="eastAsia"/>
+          <w:b/>
+          <w:sz w:val="22"/>
+        </w:rPr>
+        <w:t>신경망 기초와 학습 이슈</w:t>
+      </w:r>
+      <w:r>
+        <w:rPr>
+          <w:rFonts w:ascii="맑은 고딕" w:eastAsia="맑은 고딕" w:hAnsi="맑은 고딕" w:hint="eastAsia"/>
+          <w:b/>
+          <w:sz w:val="22"/>
+        </w:rPr>
+        <w:t>:</w:t>
+      </w:r>
+      <w:r>
+        <w:rPr>
+          <w:rFonts w:ascii="맑은 고딕" w:eastAsia="맑은 고딕" w:hAnsi="맑은 고딕" w:hint="eastAsia"/>
+          <w:bCs/>
+          <w:sz w:val="22"/>
+        </w:rPr>
+        <w:t xml:space="preserve"> 퍼셉트론에서 출발해 다층 퍼셉트론(MLP)과 오류역전파(back-propagation)로 가중치를 학습하는 원리를 배웠습니다. 층이 깊어질 때의 기울기 소실과 활성함수의 역할, 과적합(overfitting)이라는 핵심 학습 이슈를 이해하였습니다.</w:t>
       </w:r>
     </w:p>
     <w:p>
       <w:pPr>
-        <w:spacing w:line="240" w:lineRule="auto" w:after="120"/>
+        <w:spacing w:after="120" w:line="240" w:lineRule="auto"/>
+        <w:rPr>
+          <w:rFonts w:ascii="맑은 고딕" w:eastAsia="맑은 고딕" w:hAnsi="맑은 고딕" w:hint="eastAsia"/>
+          <w:bCs/>
+          <w:sz w:val="22"/>
+        </w:rPr>
       </w:pPr>
       <w:r>
         <w:rPr>
-          <w:rFonts w:eastAsia="맑은 고딕" w:ascii="맑은 고딕" w:hAnsi="맑은 고딕"/>
-          <w:b/>
-          <w:sz w:val="22"/>
-        </w:rPr>
-        <w:t xml:space="preserve">■ RNN·LSTM·GRU — </w:t>
-      </w:r>
-      <w:r>
-        <w:rPr>
-          <w:rFonts w:eastAsia="맑은 고딕" w:ascii="맑은 고딕" w:hAnsi="맑은 고딕"/>
-          <w:b w:val="0"/>
-          <w:sz w:val="22"/>
-        </w:rPr>
-        <w:t>순차(sequential) 데이터를 다루는 순환신경망과 시간펼침 오류역전파(BPTT)를 배웠고, 장기 의존성과 기울기 소실 문제를 게이트 구조로 해결하는 LSTM과 그 변형인 GRU를 학습하였습니다. 센서 시계열을 양방향 LSTM(BiLSTM)으로 모델링하는 데 직접 활용하였습니다.</w:t>
+          <w:rFonts w:ascii="맑은 고딕" w:eastAsia="맑은 고딕" w:hAnsi="맑은 고딕" w:hint="eastAsia"/>
+          <w:b/>
+          <w:sz w:val="22"/>
+        </w:rPr>
+        <w:t>손실함수·최적화·일반화</w:t>
+      </w:r>
+      <w:r>
+        <w:rPr>
+          <w:rFonts w:ascii="맑은 고딕" w:eastAsia="맑은 고딕" w:hAnsi="맑은 고딕" w:hint="eastAsia"/>
+          <w:b/>
+          <w:sz w:val="22"/>
+        </w:rPr>
+        <w:t>:</w:t>
+      </w:r>
+      <w:r>
+        <w:rPr>
+          <w:rFonts w:ascii="맑은 고딕" w:eastAsia="맑은 고딕" w:hAnsi="맑은 고딕" w:hint="eastAsia"/>
+          <w:bCs/>
+          <w:sz w:val="22"/>
+        </w:rPr>
+        <w:t xml:space="preserve"> 회귀의 MSE와 분류의 cross-entropy를 최대우도추정(MLE) 관점에서 정의하는 법, 경사하강법과 SGD·Momentum·Adam 등 옵티마이저가 수렴에 미치는 영향을 배웠습니다. 또한 배치 정규화, 가중치 감소(L1/L2), 드롭아웃, 조기 종료, 데이터 증강 등 일반화 성능을 높이는 기법을 학습하였습니다.</w:t>
       </w:r>
     </w:p>
     <w:p>
       <w:pPr>
-        <w:spacing w:line="240" w:lineRule="auto" w:after="120"/>
+        <w:spacing w:after="120" w:line="240" w:lineRule="auto"/>
+        <w:rPr>
+          <w:rFonts w:ascii="맑은 고딕" w:eastAsia="맑은 고딕" w:hAnsi="맑은 고딕" w:hint="eastAsia"/>
+          <w:bCs/>
+          <w:sz w:val="22"/>
+        </w:rPr>
       </w:pPr>
       <w:r>
         <w:rPr>
-          <w:rFonts w:eastAsia="맑은 고딕" w:ascii="맑은 고딕" w:hAnsi="맑은 고딕"/>
-          <w:b/>
-          <w:sz w:val="22"/>
-        </w:rPr>
-        <w:t xml:space="preserve">■ 생성모델·어텐션·트랜스포머 — </w:t>
-      </w:r>
-      <w:r>
-        <w:rPr>
-          <w:rFonts w:eastAsia="맑은 고딕" w:ascii="맑은 고딕" w:hAnsi="맑은 고딕"/>
-          <w:b w:val="0"/>
-          <w:sz w:val="22"/>
-        </w:rPr>
-        <w:t>GMM과 최대우도, Autoencoder·Variational Autoencoder(VAE), GAN 등 데이터의 확률분포를 추정·생성하는 모델을 배웠습니다. 또한 어텐션(attention)의 개념과 Transformer, Vision Transformer로 이어지는 발전 과정을 학습하였고, 이는 Cross-Attention 융합 구현의 토대가 되었습니다.</w:t>
+          <w:rFonts w:ascii="맑은 고딕" w:eastAsia="맑은 고딕" w:hAnsi="맑은 고딕" w:hint="eastAsia"/>
+          <w:b/>
+          <w:sz w:val="22"/>
+        </w:rPr>
+        <w:t>대표 신경망 구조와 멀티모달</w:t>
+      </w:r>
+      <w:r>
+        <w:rPr>
+          <w:rFonts w:ascii="맑은 고딕" w:eastAsia="맑은 고딕" w:hAnsi="맑은 고딕" w:hint="eastAsia"/>
+          <w:b/>
+          <w:sz w:val="22"/>
+        </w:rPr>
+        <w:t>:</w:t>
+      </w:r>
+      <w:r>
+        <w:rPr>
+          <w:rFonts w:ascii="맑은 고딕" w:eastAsia="맑은 고딕" w:hAnsi="맑은 고딕" w:hint="eastAsia"/>
+          <w:bCs/>
+          <w:sz w:val="22"/>
+        </w:rPr>
+        <w:t xml:space="preserve"> 합성곱·풀링 연산과 출력 크기 계산, LeNet에서 ResNet까지의 CNN 구조와 전이학습(pre-training/fine-tuning) 개념을 배웠습니다. 순차 데이터를 다루는 RNN과 BPTT, 기울기 소실을 게이트로 해결하는 LSTM·GRU를 학습하였고, Autoencoder·VAE·GAN 같은 생성모델과 어텐션·Transformer·Vision Transformer로 이어지는 발전 과정, 그리고 음성·영상·텍스트를 결합하는 멀티모달의 개념까지 학습하였습니다.</w:t>
       </w:r>
     </w:p>
     <w:p>
       <w:pPr>
-        <w:spacing w:line="240" w:lineRule="auto" w:after="120"/>
+        <w:spacing w:after="120" w:line="240" w:lineRule="auto"/>
+        <w:rPr>
+          <w:rFonts w:ascii="맑은 고딕" w:eastAsia="맑은 고딕" w:hAnsi="맑은 고딕" w:hint="eastAsia"/>
+          <w:bCs/>
+          <w:sz w:val="22"/>
+        </w:rPr>
       </w:pPr>
       <w:r>
         <w:rPr>
-          <w:rFonts w:eastAsia="맑은 고딕" w:ascii="맑은 고딕" w:hAnsi="맑은 고딕"/>
-          <w:b/>
-          <w:sz w:val="22"/>
-        </w:rPr>
-        <w:t xml:space="preserve">■ 멀티모달과 PyTorch 실습 — </w:t>
-      </w:r>
-      <w:r>
-        <w:rPr>
-          <w:rFonts w:eastAsia="맑은 고딕" w:ascii="맑은 고딕" w:hAnsi="맑은 고딕"/>
-          <w:b w:val="0"/>
-          <w:sz w:val="22"/>
-        </w:rPr>
-        <w:t>음성·영상·텍스트 등 다양한 모달리티와 객체 검출(object detection)·이미지 분할(segmentation), 그리고 서로 다른 모달리티를 결합하는 멀티모달 데이터의 개념을 배웠습니다. PyTorch로 MNIST·CNN 실습을 수행하며 데이터셋 구성–모델 정의–학습–평가로 이어지는 전체 파이프라인을 직접 구현하는 능력을 길렀습니다.</w:t>
+          <w:rFonts w:ascii="맑은 고딕" w:eastAsia="맑은 고딕" w:hAnsi="맑은 고딕" w:hint="eastAsia"/>
+          <w:b/>
+          <w:sz w:val="22"/>
+        </w:rPr>
+        <w:t xml:space="preserve">프로젝트를 통한 </w:t>
+      </w:r>
+      <w:r>
+        <w:rPr>
+          <w:rFonts w:ascii="맑은 고딕" w:eastAsia="맑은 고딕" w:hAnsi="맑은 고딕" w:hint="eastAsia"/>
+          <w:b/>
+          <w:sz w:val="22"/>
+        </w:rPr>
+        <w:t>심화학습</w:t>
+      </w:r>
+      <w:r>
+        <w:rPr>
+          <w:rFonts w:ascii="맑은 고딕" w:eastAsia="맑은 고딕" w:hAnsi="맑은 고딕" w:hint="eastAsia"/>
+          <w:b/>
+          <w:sz w:val="22"/>
+        </w:rPr>
+        <w:t>:</w:t>
+      </w:r>
+      <w:r>
+        <w:rPr>
+          <w:rFonts w:ascii="맑은 고딕" w:eastAsia="맑은 고딕" w:hAnsi="맑은 고딕" w:hint="eastAsia"/>
+          <w:bCs/>
+          <w:sz w:val="22"/>
+        </w:rPr>
+        <w:t xml:space="preserve"> </w:t>
+      </w:r>
+      <w:r>
+        <w:rPr>
+          <w:rFonts w:ascii="맑은 고딕" w:eastAsia="맑은 고딕" w:hAnsi="맑은 고딕" w:hint="eastAsia"/>
+          <w:bCs/>
+          <w:sz w:val="22"/>
+        </w:rPr>
+        <w:t>위 이론들은 팀 프로젝트에서 실제 산업 데이터에 적용해 보며 비로소 제대로 이해할 수 있었습니다. 이미지는 부품의 외형 결손은 잘 잡아내지만 가려짐·조명 변화에 취약하고 센서는 동작 패턴은 정확히 포착하지만 시각 정보가 없다는, 두 모달리티의 상호 보완 관계를 데이터로 직접 확인하면서 서로 다른 모달리티를 결합해야 하는 이유를 이론이 아닌 경험으로 이해하게 되었습니다. 이를 위해 이미지 브랜치에는 ResNet18 전이학습을, 센서 시계열 브랜치에는 양방향 LSTM(BiLSTM)을 적용하고, 두 표현을 결정·특징·주의 세 수준(Decision·Concat·Cross-Attention)으로 융합하는 구조를 직접 설계·비교하면서 수업에서 배운 CNN·LSTM·어텐션 개념이 하나의 시스템으로 연결되는 과정을 경험하였습니다.</w:t>
       </w:r>
     </w:p>
     <w:p>
       <w:pPr>
-        <w:spacing w:line="240" w:lineRule="auto" w:before="120"/>
+        <w:spacing w:after="120" w:line="240" w:lineRule="auto"/>
+        <w:rPr>
+          <w:rFonts w:ascii="맑은 고딕" w:eastAsia="맑은 고딕" w:hAnsi="맑은 고딕" w:hint="eastAsia"/>
+          <w:bCs/>
+          <w:sz w:val="22"/>
+        </w:rPr>
       </w:pPr>
       <w:r>
         <w:rPr>
-          <w:rFonts w:eastAsia="맑은 고딕" w:ascii="맑은 고딕" w:hAnsi="맑은 고딕"/>
-          <w:b/>
-          <w:sz w:val="22"/>
-        </w:rPr>
-        <w:t xml:space="preserve">■ 마치며 — </w:t>
-      </w:r>
-      <w:r>
-        <w:rPr>
-          <w:rFonts w:eastAsia="맑은 고딕" w:ascii="맑은 고딕" w:hAnsi="맑은 고딕"/>
-          <w:b w:val="0"/>
-          <w:sz w:val="22"/>
-        </w:rPr>
-        <w:t>이 강의를 처음 수강할 때, 키엔스(KEYENCE)의 딥러닝 기반 외관 검사 비전 시스템이 제품의 불량을 자동으로 판정하는 것을 접하고 그와 같은 시스템을 직접 구현할 수 있는 역량을 갖추는 것을 학습 목표로 삼았습니다. 한 학기 동안 신경망의 기초부터 CNN·전이학습, RNN/LSTM, 멀티모달 융합에 이르는 이론을 PyTorch 실습과 팀프로젝트로 직접 적용해 보면서, 그 목표에 필요한 핵심 지식을 체계적으로 쌓을 수 있었고 실제 산업 데이터에 적용하는 경험까지 더해 당초의 목표를 달성하였습니다.</w:t>
+          <w:rFonts w:ascii="맑은 고딕" w:eastAsia="맑은 고딕" w:hAnsi="맑은 고딕" w:hint="eastAsia"/>
+          <w:bCs/>
+          <w:sz w:val="22"/>
+        </w:rPr>
+        <w:t xml:space="preserve">특히 같은 멀티모달이라도 융합 방식에 따라 결과가 달라져, 정확도는 특징을 결합한 Concat이, 이미지 품질이 나빠지는 상황에 대한 견고성은 적응형 Cross-Attention이 우수하다는 점을 정량적으로 확인하였습니다. 또한 Normal이 과반인 5개 상태 다중분류 특유의 클래스 불균형을 다루며 단순 정확도가 아니라 가중 F1(Weighted F1)을 평가 지표로 삼아야 한다는 평가 설계의 중요성을 배웠고, 센서 분포로 이미지 클래스 가중치를 잘못 계산해 발생한 편향 학습과 학습률 조정(1e-3→1e-4) 등 실제 학습 문제를 진단·해결하는 능력을 길렀습니다. 데이터셋 구성–모델 정의–학습–평가로 이어지는 전체 </w:t>
+      </w:r>
+      <w:r>
+        <w:rPr>
+          <w:rFonts w:ascii="맑은 고딕" w:eastAsia="맑은 고딕" w:hAnsi="맑은 고딕" w:hint="eastAsia"/>
+          <w:bCs/>
+          <w:sz w:val="22"/>
+        </w:rPr>
+        <w:t xml:space="preserve">구조를 </w:t>
+      </w:r>
+      <w:r>
+        <w:rPr>
+          <w:rFonts w:ascii="맑은 고딕" w:eastAsia="맑은 고딕" w:hAnsi="맑은 고딕" w:hint="eastAsia"/>
+          <w:bCs/>
+          <w:sz w:val="22"/>
+        </w:rPr>
+        <w:t>PyTorch로 직접 구축하고 팀원과 협업한 경험</w:t>
+      </w:r>
+      <w:r>
+        <w:rPr>
+          <w:rFonts w:ascii="맑은 고딕" w:eastAsia="맑은 고딕" w:hAnsi="맑은 고딕" w:hint="eastAsia"/>
+          <w:bCs/>
+          <w:sz w:val="22"/>
+        </w:rPr>
+        <w:t>을 통해</w:t>
+      </w:r>
+      <w:r>
+        <w:rPr>
+          <w:rFonts w:ascii="맑은 고딕" w:eastAsia="맑은 고딕" w:hAnsi="맑은 고딕" w:hint="eastAsia"/>
+          <w:bCs/>
+          <w:sz w:val="22"/>
+        </w:rPr>
+        <w:t xml:space="preserve">, 이론 지식을 </w:t>
+      </w:r>
+      <w:r>
+        <w:rPr>
+          <w:rFonts w:ascii="맑은 고딕" w:eastAsia="맑은 고딕" w:hAnsi="맑은 고딕" w:hint="eastAsia"/>
+          <w:bCs/>
+          <w:sz w:val="22"/>
+        </w:rPr>
+        <w:t>제대로 이해할 수 있었습니다.</w:t>
+      </w:r>
+    </w:p>
+    <w:p>
+      <w:pPr>
+        <w:spacing w:after="120" w:line="240" w:lineRule="auto"/>
+        <w:rPr>
+          <w:rFonts w:ascii="맑은 고딕" w:eastAsia="맑은 고딕" w:hAnsi="맑은 고딕" w:hint="eastAsia"/>
+          <w:bCs/>
+          <w:sz w:val="22"/>
+        </w:rPr>
+      </w:pPr>
+      <w:r>
+        <w:rPr>
+          <w:rFonts w:ascii="맑은 고딕" w:eastAsia="맑은 고딕" w:hAnsi="맑은 고딕" w:hint="eastAsia"/>
+          <w:bCs/>
+          <w:sz w:val="22"/>
+        </w:rPr>
+        <w:t>처음 수강할 때, 키엔스(KEYENCE)의 딥러닝 기반 외관 검사 비전 시스템이 제품의 불량을 자동으로 판정하는 것을 접하고 그와 유사한 시스템을 직접 구현할 수 있는 역량을 갖추는 것을 학습 목표로 삼았습니다. 한 학기 동안 신경망의 기초부터 CNN·전이학습, RNN/LSTM, 멀티모달 융합에 이르는 이론을 배우고, 이를 멀티모달 이상탐지 프로젝트에 직접 적용해 데이</w:t>
+      </w:r>
+      <w:r>
+        <w:rPr>
+          <w:rFonts w:ascii="맑은 고딕" w:eastAsia="맑은 고딕" w:hAnsi="맑은 고딕" w:hint="eastAsia"/>
+          <w:bCs/>
+          <w:sz w:val="22"/>
+        </w:rPr>
+        <w:lastRenderedPageBreak/>
+        <w:t>터의 한계를 마주하고 모델을 설계·디버깅하며 성능을 끌어올리는 전 과정을 경험하면서, 일부 아쉬운 부분도 있었지만 당초의 학습 목표를 달성할 수 있었습니다.</w:t>
       </w:r>
     </w:p>
     <w:sectPr>
@@ -5211,6 +5854,56 @@
     </w:sectPr>
   </w:body>
 </w:document>
+</file>
+
+<file path=word/endnotes.xml><?xml version="1.0" encoding="utf-8"?>
+<w:endnotes xmlns:wpc="http://schemas.microsoft.com/office/word/2010/wordprocessingCanvas" xmlns:cx="http://schemas.microsoft.com/office/drawing/2014/chartex" xmlns:cx1="http://schemas.microsoft.com/office/drawing/2015/9/8/chartex" xmlns:cx2="http://schemas.microsoft.com/office/drawing/2015/10/21/chartex" xmlns:cx3="http://schemas.microsoft.com/office/drawing/2016/5/9/chartex" xmlns:cx4="http://schemas.microsoft.com/office/drawing/2016/5/10/chartex" xmlns:cx5="http://schemas.microsoft.com/office/drawing/2016/5/11/chartex" xmlns:cx6="http://schemas.microsoft.com/office/drawing/2016/5/12/chartex" xmlns:cx7="http://schemas.microsoft.com/office/drawing/2016/5/13/chartex" xmlns:cx8="http://schemas.microsoft.com/office/drawing/2016/5/14/chartex" xmlns:mc="http://schemas.openxmlformats.org/markup-compatibility/2006" xmlns:aink="http://schemas.microsoft.com/office/drawing/2016/ink" xmlns:am3d="http://schemas.microsoft.com/office/drawing/2017/model3d" xmlns:o="urn:schemas-microsoft-com:office:office" xmlns:oel="http://schemas.microsoft.com/office/2019/extlst" xmlns:r="http://schemas.openxmlformats.org/officeDocument/2006/relationships" xmlns:m="http://schemas.openxmlformats.org/officeDocument/2006/math" xmlns:v="urn:schemas-microsoft-com:vml" xmlns:wp14="http://schemas.microsoft.com/office/word/2010/wordprocessingDrawing" xmlns:wp="http://schemas.openxmlformats.org/drawingml/2006/wordprocessingDrawing" xmlns:w10="urn:schemas-microsoft-com:office:word" xmlns:w="http://schemas.openxmlformats.org/wordprocessingml/2006/main" xmlns:w14="http://schemas.microsoft.com/office/word/2010/wordml" xmlns:w15="http://schemas.microsoft.com/office/word/2012/wordml" xmlns:w16cex="http://schemas.microsoft.com/office/word/2018/wordml/cex" xmlns:w16cid="http://schemas.microsoft.com/office/word/2016/wordml/cid" xmlns:w16="http://schemas.microsoft.com/office/word/2018/wordml" xmlns:w16du="http://schemas.microsoft.com/office/word/2023/wordml/word16du" xmlns:w16sdtdh="http://schemas.microsoft.com/office/word/2020/wordml/sdtdatahash" xmlns:w16sdtfl="http://schemas.microsoft.com/office/word/2024/wordml/sdtformatlock" xmlns:w16se="http://schemas.microsoft.com/office/word/2015/wordml/symex" xmlns:wpg="http://schemas.microsoft.com/office/word/2010/wordprocessingGroup" xmlns:wpi="http://schemas.microsoft.com/office/word/2010/wordprocessingInk" xmlns:wne="http://schemas.microsoft.com/office/word/2006/wordml" xmlns:wps="http://schemas.microsoft.com/office/word/2010/wordprocessingShape" mc:Ignorable="w14 w15 w16se w16cid w16 w16cex w16sdtdh w16sdtfl w16du wp14">
+  <w:endnote w:type="separator" w:id="-1">
+    <w:p>
+      <w:pPr>
+        <w:spacing w:after="0" w:line="240" w:lineRule="auto"/>
+      </w:pPr>
+      <w:r>
+        <w:separator/>
+      </w:r>
+    </w:p>
+  </w:endnote>
+  <w:endnote w:type="continuationSeparator" w:id="0">
+    <w:p>
+      <w:pPr>
+        <w:spacing w:after="0" w:line="240" w:lineRule="auto"/>
+      </w:pPr>
+      <w:r>
+        <w:continuationSeparator/>
+      </w:r>
+    </w:p>
+  </w:endnote>
+</w:endnotes>
+</file>
+
+<file path=word/footnotes.xml><?xml version="1.0" encoding="utf-8"?>
+<w:footnotes xmlns:wpc="http://schemas.microsoft.com/office/word/2010/wordprocessingCanvas" xmlns:cx="http://schemas.microsoft.com/office/drawing/2014/chartex" xmlns:cx1="http://schemas.microsoft.com/office/drawing/2015/9/8/chartex" xmlns:cx2="http://schemas.microsoft.com/office/drawing/2015/10/21/chartex" xmlns:cx3="http://schemas.microsoft.com/office/drawing/2016/5/9/chartex" xmlns:cx4="http://schemas.microsoft.com/office/drawing/2016/5/10/chartex" xmlns:cx5="http://schemas.microsoft.com/office/drawing/2016/5/11/chartex" xmlns:cx6="http://schemas.microsoft.com/office/drawing/2016/5/12/chartex" xmlns:cx7="http://schemas.microsoft.com/office/drawing/2016/5/13/chartex" xmlns:cx8="http://schemas.microsoft.com/office/drawing/2016/5/14/chartex" xmlns:mc="http://schemas.openxmlformats.org/markup-compatibility/2006" xmlns:aink="http://schemas.microsoft.com/office/drawing/2016/ink" xmlns:am3d="http://schemas.microsoft.com/office/drawing/2017/model3d" xmlns:o="urn:schemas-microsoft-com:office:office" xmlns:oel="http://schemas.microsoft.com/office/2019/extlst" xmlns:r="http://schemas.openxmlformats.org/officeDocument/2006/relationships" xmlns:m="http://schemas.openxmlformats.org/officeDocument/2006/math" xmlns:v="urn:schemas-microsoft-com:vml" xmlns:wp14="http://schemas.microsoft.com/office/word/2010/wordprocessingDrawing" xmlns:wp="http://schemas.openxmlformats.org/drawingml/2006/wordprocessingDrawing" xmlns:w10="urn:schemas-microsoft-com:office:word" xmlns:w="http://schemas.openxmlformats.org/wordprocessingml/2006/main" xmlns:w14="http://schemas.microsoft.com/office/word/2010/wordml" xmlns:w15="http://schemas.microsoft.com/office/word/2012/wordml" xmlns:w16cex="http://schemas.microsoft.com/office/word/2018/wordml/cex" xmlns:w16cid="http://schemas.microsoft.com/office/word/2016/wordml/cid" xmlns:w16="http://schemas.microsoft.com/office/word/2018/wordml" xmlns:w16du="http://schemas.microsoft.com/office/word/2023/wordml/word16du" xmlns:w16sdtdh="http://schemas.microsoft.com/office/word/2020/wordml/sdtdatahash" xmlns:w16sdtfl="http://schemas.microsoft.com/office/word/2024/wordml/sdtformatlock" xmlns:w16se="http://schemas.microsoft.com/office/word/2015/wordml/symex" xmlns:wpg="http://schemas.microsoft.com/office/word/2010/wordprocessingGroup" xmlns:wpi="http://schemas.microsoft.com/office/word/2010/wordprocessingInk" xmlns:wne="http://schemas.microsoft.com/office/word/2006/wordml" xmlns:wps="http://schemas.microsoft.com/office/word/2010/wordprocessingShape" mc:Ignorable="w14 w15 w16se w16cid w16 w16cex w16sdtdh w16sdtfl w16du wp14">
+  <w:footnote w:type="separator" w:id="-1">
+    <w:p>
+      <w:pPr>
+        <w:spacing w:after="0" w:line="240" w:lineRule="auto"/>
+      </w:pPr>
+      <w:r>
+        <w:separator/>
+      </w:r>
+    </w:p>
+  </w:footnote>
+  <w:footnote w:type="continuationSeparator" w:id="0">
+    <w:p>
+      <w:pPr>
+        <w:spacing w:after="0" w:line="240" w:lineRule="auto"/>
+      </w:pPr>
+      <w:r>
+        <w:continuationSeparator/>
+      </w:r>
+    </w:p>
+  </w:footnote>
+</w:footnotes>
 </file>
 
 <file path=word/numbering.xml><?xml version="1.0" encoding="utf-8"?>
@@ -6013,7 +6706,6 @@
   <w:style w:type="character" w:default="1" w:styleId="a0">
     <w:name w:val="Default Paragraph Font"/>
     <w:uiPriority w:val="1"/>
-    <w:semiHidden/>
     <w:unhideWhenUsed/>
   </w:style>
   <w:style w:type="table" w:default="1" w:styleId="a1">
@@ -6352,6 +7044,60 @@
       </w:tblBorders>
     </w:tblPr>
   </w:style>
+  <w:style w:type="paragraph" w:styleId="ab">
+    <w:name w:val="header"/>
+    <w:basedOn w:val="a"/>
+    <w:link w:val="Char3"/>
+    <w:uiPriority w:val="99"/>
+    <w:unhideWhenUsed/>
+    <w:rsid w:val="00C134D4"/>
+    <w:pPr>
+      <w:tabs>
+        <w:tab w:val="center" w:pos="4513"/>
+        <w:tab w:val="right" w:pos="9026"/>
+      </w:tabs>
+      <w:snapToGrid w:val="0"/>
+    </w:pPr>
+  </w:style>
+  <w:style w:type="character" w:customStyle="1" w:styleId="Char3">
+    <w:name w:val="머리글 Char"/>
+    <w:basedOn w:val="a0"/>
+    <w:link w:val="ab"/>
+    <w:uiPriority w:val="99"/>
+    <w:rsid w:val="00C134D4"/>
+    <w:rPr>
+      <w:sz w:val="20"/>
+      <w:szCs w:val="22"/>
+      <w14:ligatures w14:val="none"/>
+    </w:rPr>
+  </w:style>
+  <w:style w:type="paragraph" w:styleId="ac">
+    <w:name w:val="footer"/>
+    <w:basedOn w:val="a"/>
+    <w:link w:val="Char4"/>
+    <w:uiPriority w:val="99"/>
+    <w:unhideWhenUsed/>
+    <w:rsid w:val="00C134D4"/>
+    <w:pPr>
+      <w:tabs>
+        <w:tab w:val="center" w:pos="4513"/>
+        <w:tab w:val="right" w:pos="9026"/>
+      </w:tabs>
+      <w:snapToGrid w:val="0"/>
+    </w:pPr>
+  </w:style>
+  <w:style w:type="character" w:customStyle="1" w:styleId="Char4">
+    <w:name w:val="바닥글 Char"/>
+    <w:basedOn w:val="a0"/>
+    <w:link w:val="ac"/>
+    <w:uiPriority w:val="99"/>
+    <w:rsid w:val="00C134D4"/>
+    <w:rPr>
+      <w:sz w:val="20"/>
+      <w:szCs w:val="22"/>
+      <w14:ligatures w14:val="none"/>
+    </w:rPr>
+  </w:style>
 </w:styles>
 </file>
 
